--- a/Diario/diario.DOCX
+++ b/Diario/diario.DOCX
@@ -1,6 +1,6 @@
 
 <file path=word/document.xml><?xml version="1.0" encoding="utf-8"?>
-<w:document xmlns:wpc="http://schemas.microsoft.com/office/word/2010/wordprocessingCanvas" xmlns:cx="http://schemas.microsoft.com/office/drawing/2014/chartex" xmlns:cx1="http://schemas.microsoft.com/office/drawing/2015/9/8/chartex" xmlns:cx2="http://schemas.microsoft.com/office/drawing/2015/10/21/chartex" xmlns:cx3="http://schemas.microsoft.com/office/drawing/2016/5/9/chartex" xmlns:cx4="http://schemas.microsoft.com/office/drawing/2016/5/10/chartex" xmlns:cx5="http://schemas.microsoft.com/office/drawing/2016/5/11/chartex" xmlns:cx6="http://schemas.microsoft.com/office/drawing/2016/5/12/chartex" xmlns:cx7="http://schemas.microsoft.com/office/drawing/2016/5/13/chartex" xmlns:cx8="http://schemas.microsoft.com/office/drawing/2016/5/14/chartex" xmlns:mc="http://schemas.openxmlformats.org/markup-compatibility/2006" xmlns:aink="http://schemas.microsoft.com/office/drawing/2016/ink" xmlns:am3d="http://schemas.microsoft.com/office/drawing/2017/model3d" xmlns:o="urn:schemas-microsoft-com:office:office" xmlns:oel="http://schemas.microsoft.com/office/2019/extlst" xmlns:r="http://schemas.openxmlformats.org/officeDocument/2006/relationships" xmlns:m="http://schemas.openxmlformats.org/officeDocument/2006/math" xmlns:v="urn:schemas-microsoft-com:vml" xmlns:wp14="http://schemas.microsoft.com/office/word/2010/wordprocessingDrawing" xmlns:wp="http://schemas.openxmlformats.org/drawingml/2006/wordprocessingDrawing" xmlns:w10="urn:schemas-microsoft-com:office:word" xmlns:w="http://schemas.openxmlformats.org/wordprocessingml/2006/main" xmlns:w14="http://schemas.microsoft.com/office/word/2010/wordml" xmlns:w15="http://schemas.microsoft.com/office/word/2012/wordml" xmlns:w16cex="http://schemas.microsoft.com/office/word/2018/wordml/cex" xmlns:w16cid="http://schemas.microsoft.com/office/word/2016/wordml/cid" xmlns:w16="http://schemas.microsoft.com/office/word/2018/wordml" xmlns:w16du="http://schemas.microsoft.com/office/word/2023/wordml/word16du" xmlns:w16sdtdh="http://schemas.microsoft.com/office/word/2020/wordml/sdtdatahash" xmlns:w16sdtfl="http://schemas.microsoft.com/office/word/2024/wordml/sdtformatlock" xmlns:w16se="http://schemas.microsoft.com/office/word/2015/wordml/symex" xmlns:wpg="http://schemas.microsoft.com/office/word/2010/wordprocessingGroup" xmlns:wpi="http://schemas.microsoft.com/office/word/2010/wordprocessingInk" xmlns:wne="http://schemas.microsoft.com/office/word/2006/wordml" xmlns:wps="http://schemas.microsoft.com/office/word/2010/wordprocessingShape" mc:Ignorable="w14 w15 w16se w16cid w16 w16cex w16sdtdh w16sdtfl w16du wp14">
+<w:document xmlns:wpc="http://schemas.microsoft.com/office/word/2010/wordprocessingCanvas" xmlns:cx="http://schemas.microsoft.com/office/drawing/2014/chartex" xmlns:cx1="http://schemas.microsoft.com/office/drawing/2015/9/8/chartex" xmlns:cx2="http://schemas.microsoft.com/office/drawing/2015/10/21/chartex" xmlns:cx3="http://schemas.microsoft.com/office/drawing/2016/5/9/chartex" xmlns:cx4="http://schemas.microsoft.com/office/drawing/2016/5/10/chartex" xmlns:cx5="http://schemas.microsoft.com/office/drawing/2016/5/11/chartex" xmlns:cx6="http://schemas.microsoft.com/office/drawing/2016/5/12/chartex" xmlns:cx7="http://schemas.microsoft.com/office/drawing/2016/5/13/chartex" xmlns:cx8="http://schemas.microsoft.com/office/drawing/2016/5/14/chartex" xmlns:mc="http://schemas.openxmlformats.org/markup-compatibility/2006" xmlns:aink="http://schemas.microsoft.com/office/drawing/2016/ink" xmlns:am3d="http://schemas.microsoft.com/office/drawing/2017/model3d" xmlns:o="urn:schemas-microsoft-com:office:office" xmlns:r="http://schemas.openxmlformats.org/officeDocument/2006/relationships" xmlns:m="http://schemas.openxmlformats.org/officeDocument/2006/math" xmlns:v="urn:schemas-microsoft-com:vml" xmlns:wp14="http://schemas.microsoft.com/office/word/2010/wordprocessingDrawing" xmlns:wp="http://schemas.openxmlformats.org/drawingml/2006/wordprocessingDrawing" xmlns:w10="urn:schemas-microsoft-com:office:word" xmlns:w="http://schemas.openxmlformats.org/wordprocessingml/2006/main" xmlns:w14="http://schemas.microsoft.com/office/word/2010/wordml" xmlns:w15="http://schemas.microsoft.com/office/word/2012/wordml" xmlns:w16cid="http://schemas.microsoft.com/office/word/2016/wordml/cid" xmlns:w16se="http://schemas.microsoft.com/office/word/2015/wordml/symex" xmlns:wpg="http://schemas.microsoft.com/office/word/2010/wordprocessingGroup" xmlns:wpi="http://schemas.microsoft.com/office/word/2010/wordprocessingInk" xmlns:wne="http://schemas.microsoft.com/office/word/2006/wordml" xmlns:wps="http://schemas.microsoft.com/office/word/2010/wordprocessingShape" mc:Ignorable="w14 w15 w16se w16cid wp14">
   <w:body>
     <w:p>
       <w:pPr>
@@ -75,7 +75,7 @@
               </wp:anchor>
             </w:drawing>
           </mc:Choice>
-          <mc:Fallback>
+          <mc:Fallback xmlns:w16sdtfl="http://schemas.microsoft.com/office/word/2024/wordml/sdtformatlock" xmlns:w16sdtdh="http://schemas.microsoft.com/office/word/2020/wordml/sdtdatahash" xmlns:w16du="http://schemas.microsoft.com/office/word/2023/wordml/word16du" xmlns:w16="http://schemas.microsoft.com/office/word/2018/wordml" xmlns:w16cex="http://schemas.microsoft.com/office/word/2018/wordml/cex" xmlns:oel="http://schemas.microsoft.com/office/2019/extlst">
             <w:pict>
               <v:rect w14:anchorId="40606E68" id="Retângulo 1" o:spid="_x0000_s1026" style="position:absolute;margin-left:0;margin-top:-84.35pt;width:594.5pt;height:153.5pt;z-index:-251657216;visibility:visible;mso-wrap-style:square;mso-height-percent:0;mso-wrap-distance-left:9pt;mso-wrap-distance-top:0;mso-wrap-distance-right:9pt;mso-wrap-distance-bottom:0;mso-position-horizontal:left;mso-position-horizontal-relative:page;mso-position-vertical:absolute;mso-position-vertical-relative:text;mso-height-percent:0;mso-height-relative:margin;v-text-anchor:middle" o:gfxdata="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" fillcolor="#f2f2f2" strokecolor="#f2f2f2" strokeweight="1pt">
                 <w10:wrap anchorx="page"/>
@@ -382,6 +382,8 @@
         </w:rPr>
         <w:t xml:space="preserve"> </w:t>
       </w:r>
+      <w:bookmarkStart w:id="0" w:name="_GoBack"/>
+      <w:bookmarkEnd w:id="0"/>
       <w:r>
         <w:rPr>
           <w:rFonts w:ascii="Arial" w:hAnsi="Arial" w:cs="Arial"/>
@@ -397,6 +399,7 @@
           <w:rFonts w:ascii="Arial" w:hAnsi="Arial" w:cs="Arial"/>
           <w:b/>
           <w:bCs/>
+          <w:u w:val="single"/>
         </w:rPr>
       </w:pPr>
       <w:r>
@@ -405,22 +408,282 @@
           <w:b/>
           <w:bCs/>
         </w:rPr>
-        <w:t xml:space="preserve">Integrantes: </w:t>
-      </w:r>
-    </w:p>
-    <w:p>
-      <w:pPr>
-        <w:spacing w:line="360" w:lineRule="auto"/>
-        <w:jc w:val="both"/>
-        <w:rPr>
-          <w:rFonts w:ascii="Arial" w:hAnsi="Arial" w:cs="Arial"/>
-        </w:rPr>
-      </w:pPr>
-      <w:r>
-        <w:rPr>
-          <w:rFonts w:ascii="Arial" w:hAnsi="Arial" w:cs="Arial"/>
-        </w:rPr>
-        <w:t>_________________________________________________________________________________________________________________________________________________________________________________________________________________________________________________________________________________________________________________________________________________________</w:t>
+        <w:t>Integrantes:</w:t>
+      </w:r>
+      <w:r>
+        <w:rPr>
+          <w:rFonts w:ascii="Arial" w:hAnsi="Arial" w:cs="Arial"/>
+          <w:u w:val="single"/>
+        </w:rPr>
+        <w:t>Daniel</w:t>
+      </w:r>
+      <w:r>
+        <w:rPr>
+          <w:rFonts w:ascii="Arial" w:hAnsi="Arial" w:cs="Arial"/>
+          <w:u w:val="single"/>
+        </w:rPr>
+        <w:t>_</w:t>
+      </w:r>
+      <w:r>
+        <w:rPr>
+          <w:rFonts w:ascii="Arial" w:hAnsi="Arial" w:cs="Arial"/>
+          <w:u w:val="single"/>
+        </w:rPr>
+        <w:t>Marques</w:t>
+      </w:r>
+      <w:r>
+        <w:rPr>
+          <w:rFonts w:ascii="Arial" w:hAnsi="Arial" w:cs="Arial"/>
+          <w:u w:val="single"/>
+        </w:rPr>
+        <w:t>_</w:t>
+      </w:r>
+      <w:r>
+        <w:rPr>
+          <w:rFonts w:ascii="Arial" w:hAnsi="Arial" w:cs="Arial"/>
+          <w:u w:val="single"/>
+        </w:rPr>
+        <w:t>Da</w:t>
+      </w:r>
+      <w:r>
+        <w:rPr>
+          <w:rFonts w:ascii="Arial" w:hAnsi="Arial" w:cs="Arial"/>
+          <w:u w:val="single"/>
+        </w:rPr>
+        <w:t>_</w:t>
+      </w:r>
+      <w:r>
+        <w:rPr>
+          <w:rFonts w:ascii="Arial" w:hAnsi="Arial" w:cs="Arial"/>
+          <w:u w:val="single"/>
+        </w:rPr>
+        <w:t>Silva</w:t>
+      </w:r>
+      <w:r>
+        <w:rPr>
+          <w:rFonts w:ascii="Arial" w:hAnsi="Arial" w:cs="Arial"/>
+          <w:u w:val="single"/>
+        </w:rPr>
+        <w:t>_</w:t>
+      </w:r>
+      <w:r>
+        <w:rPr>
+          <w:rFonts w:ascii="Arial" w:hAnsi="Arial" w:cs="Arial"/>
+          <w:u w:val="single"/>
+        </w:rPr>
+        <w:t>Oliveira</w:t>
+      </w:r>
+      <w:r>
+        <w:rPr>
+          <w:rFonts w:ascii="Arial" w:hAnsi="Arial" w:cs="Arial"/>
+          <w:u w:val="single"/>
+        </w:rPr>
+        <w:t>_</w:t>
+      </w:r>
+      <w:proofErr w:type="gramStart"/>
+      <w:r>
+        <w:rPr>
+          <w:rFonts w:ascii="Arial" w:hAnsi="Arial" w:cs="Arial"/>
+          <w:u w:val="single"/>
+        </w:rPr>
+        <w:t>Junior,</w:t>
+      </w:r>
+      <w:r>
+        <w:rPr>
+          <w:rFonts w:ascii="Arial" w:hAnsi="Arial" w:cs="Arial"/>
+          <w:u w:val="single"/>
+        </w:rPr>
+        <w:t>_</w:t>
+      </w:r>
+      <w:proofErr w:type="gramEnd"/>
+      <w:r>
+        <w:rPr>
+          <w:rFonts w:ascii="Arial" w:hAnsi="Arial" w:cs="Arial"/>
+          <w:u w:val="single"/>
+        </w:rPr>
+        <w:t>Francisco</w:t>
+      </w:r>
+      <w:r>
+        <w:rPr>
+          <w:rFonts w:ascii="Arial" w:hAnsi="Arial" w:cs="Arial"/>
+          <w:u w:val="single"/>
+        </w:rPr>
+        <w:t>_</w:t>
+      </w:r>
+      <w:r>
+        <w:rPr>
+          <w:rFonts w:ascii="Arial" w:hAnsi="Arial" w:cs="Arial"/>
+          <w:u w:val="single"/>
+        </w:rPr>
+        <w:t>Yuri</w:t>
+      </w:r>
+      <w:r>
+        <w:rPr>
+          <w:rFonts w:ascii="Arial" w:hAnsi="Arial" w:cs="Arial"/>
+          <w:u w:val="single"/>
+        </w:rPr>
+        <w:t>_</w:t>
+      </w:r>
+      <w:r>
+        <w:rPr>
+          <w:rFonts w:ascii="Arial" w:hAnsi="Arial" w:cs="Arial"/>
+          <w:u w:val="single"/>
+        </w:rPr>
+        <w:t>Garbi,</w:t>
+      </w:r>
+      <w:r>
+        <w:rPr>
+          <w:rFonts w:ascii="Arial" w:hAnsi="Arial" w:cs="Arial"/>
+          <w:u w:val="single"/>
+        </w:rPr>
+        <w:t>_</w:t>
+      </w:r>
+      <w:r>
+        <w:rPr>
+          <w:rFonts w:ascii="Arial" w:hAnsi="Arial" w:cs="Arial"/>
+          <w:u w:val="single"/>
+        </w:rPr>
+        <w:t xml:space="preserve"> </w:t>
+      </w:r>
+      <w:r>
+        <w:rPr>
+          <w:rFonts w:ascii="Arial" w:hAnsi="Arial" w:cs="Arial"/>
+          <w:u w:val="single"/>
+        </w:rPr>
+        <w:t>Miguel</w:t>
+      </w:r>
+      <w:r>
+        <w:rPr>
+          <w:rFonts w:ascii="Arial" w:hAnsi="Arial" w:cs="Arial"/>
+          <w:u w:val="single"/>
+        </w:rPr>
+        <w:t>_</w:t>
+      </w:r>
+      <w:r>
+        <w:rPr>
+          <w:rFonts w:ascii="Arial" w:hAnsi="Arial" w:cs="Arial"/>
+          <w:u w:val="single"/>
+        </w:rPr>
+        <w:t>Souza</w:t>
+      </w:r>
+      <w:r>
+        <w:rPr>
+          <w:rFonts w:ascii="Arial" w:hAnsi="Arial" w:cs="Arial"/>
+          <w:u w:val="single"/>
+        </w:rPr>
+        <w:t>_</w:t>
+      </w:r>
+      <w:r>
+        <w:rPr>
+          <w:rFonts w:ascii="Arial" w:hAnsi="Arial" w:cs="Arial"/>
+          <w:u w:val="single"/>
+        </w:rPr>
+        <w:t>Silva,</w:t>
+      </w:r>
+      <w:r>
+        <w:rPr>
+          <w:rFonts w:ascii="Arial" w:hAnsi="Arial" w:cs="Arial"/>
+          <w:u w:val="single"/>
+        </w:rPr>
+        <w:t>_</w:t>
+      </w:r>
+      <w:r>
+        <w:rPr>
+          <w:rFonts w:ascii="Arial" w:hAnsi="Arial" w:cs="Arial"/>
+          <w:u w:val="single"/>
+        </w:rPr>
+        <w:t>Luan</w:t>
+      </w:r>
+      <w:r>
+        <w:rPr>
+          <w:rFonts w:ascii="Arial" w:hAnsi="Arial" w:cs="Arial"/>
+          <w:u w:val="single"/>
+        </w:rPr>
+        <w:t>_</w:t>
+      </w:r>
+      <w:r>
+        <w:rPr>
+          <w:rFonts w:ascii="Arial" w:hAnsi="Arial" w:cs="Arial"/>
+          <w:u w:val="single"/>
+        </w:rPr>
+        <w:t>A</w:t>
+      </w:r>
+      <w:r>
+        <w:rPr>
+          <w:rFonts w:ascii="Arial" w:hAnsi="Arial" w:cs="Arial"/>
+          <w:u w:val="single"/>
+        </w:rPr>
+        <w:t>l</w:t>
+      </w:r>
+      <w:r>
+        <w:rPr>
+          <w:rFonts w:ascii="Arial" w:hAnsi="Arial" w:cs="Arial"/>
+          <w:u w:val="single"/>
+        </w:rPr>
+        <w:t>ves</w:t>
+      </w:r>
+      <w:r>
+        <w:rPr>
+          <w:rFonts w:ascii="Arial" w:hAnsi="Arial" w:cs="Arial"/>
+          <w:u w:val="single"/>
+        </w:rPr>
+        <w:t>_</w:t>
+      </w:r>
+      <w:r>
+        <w:rPr>
+          <w:rFonts w:ascii="Arial" w:hAnsi="Arial" w:cs="Arial"/>
+          <w:u w:val="single"/>
+        </w:rPr>
+        <w:t>Lisboa,</w:t>
+      </w:r>
+      <w:r>
+        <w:rPr>
+          <w:rFonts w:ascii="Arial" w:hAnsi="Arial" w:cs="Arial"/>
+          <w:u w:val="single"/>
+        </w:rPr>
+        <w:t xml:space="preserve"> </w:t>
+      </w:r>
+      <w:r>
+        <w:rPr>
+          <w:rFonts w:ascii="Arial" w:hAnsi="Arial" w:cs="Arial"/>
+          <w:u w:val="single"/>
+        </w:rPr>
+        <w:t>Diana</w:t>
+      </w:r>
+      <w:r>
+        <w:rPr>
+          <w:rFonts w:ascii="Arial" w:hAnsi="Arial" w:cs="Arial"/>
+          <w:u w:val="single"/>
+        </w:rPr>
+        <w:t>_</w:t>
+      </w:r>
+      <w:r>
+        <w:rPr>
+          <w:rFonts w:ascii="Arial" w:hAnsi="Arial" w:cs="Arial"/>
+          <w:u w:val="single"/>
+        </w:rPr>
+        <w:t>Lys</w:t>
+      </w:r>
+      <w:r>
+        <w:rPr>
+          <w:rFonts w:ascii="Arial" w:hAnsi="Arial" w:cs="Arial"/>
+          <w:u w:val="single"/>
+        </w:rPr>
+        <w:t>_</w:t>
+      </w:r>
+      <w:r>
+        <w:rPr>
+          <w:rFonts w:ascii="Arial" w:hAnsi="Arial" w:cs="Arial"/>
+          <w:u w:val="single"/>
+        </w:rPr>
+        <w:t>Batist</w:t>
+      </w:r>
+      <w:r>
+        <w:rPr>
+          <w:rFonts w:ascii="Arial" w:hAnsi="Arial" w:cs="Arial"/>
+          <w:u w:val="single"/>
+        </w:rPr>
+        <w:t>a.</w:t>
       </w:r>
     </w:p>
     <w:p>
@@ -572,35 +835,7 @@
         <w:rPr>
           <w:rFonts w:ascii="Arial" w:hAnsi="Arial" w:cs="Arial"/>
         </w:rPr>
-        <w:t xml:space="preserve">A </w:t>
-      </w:r>
-      <w:proofErr w:type="spellStart"/>
-      <w:r>
-        <w:rPr>
-          <w:rFonts w:ascii="Arial" w:hAnsi="Arial" w:cs="Arial"/>
-        </w:rPr>
-        <w:t>curricularização</w:t>
-      </w:r>
-      <w:proofErr w:type="spellEnd"/>
-      <w:r>
-        <w:rPr>
-          <w:rFonts w:ascii="Arial" w:hAnsi="Arial" w:cs="Arial"/>
-        </w:rPr>
-        <w:t xml:space="preserve"> da extensão no ensino superior é o processo de integrar atividades de extensão universitária no currículo dos cursos de graduação, promovendo a articulação entre ensino, pesquisa e extensão, e buscando a formação integral do estudante. No curso de AMS-ADS, a disciplina de Projeto Integrador, que aborda a </w:t>
-      </w:r>
-      <w:proofErr w:type="spellStart"/>
-      <w:r>
-        <w:rPr>
-          <w:rFonts w:ascii="Arial" w:hAnsi="Arial" w:cs="Arial"/>
-        </w:rPr>
-        <w:t>curricularização</w:t>
-      </w:r>
-      <w:proofErr w:type="spellEnd"/>
-      <w:r>
-        <w:rPr>
-          <w:rFonts w:ascii="Arial" w:hAnsi="Arial" w:cs="Arial"/>
-        </w:rPr>
-        <w:t xml:space="preserve"> da extensão, utiliza o Diário de Bordo como instrumento para registro e avaliação dessas atividades. </w:t>
+        <w:t xml:space="preserve">A curricularização da extensão no ensino superior é o processo de integrar atividades de extensão universitária no currículo dos cursos de graduação, promovendo a articulação entre ensino, pesquisa e extensão, e buscando a formação integral do estudante. No curso de AMS-ADS, a disciplina de Projeto Integrador, que aborda a curricularização da extensão, utiliza o Diário de Bordo como instrumento para registro e avaliação dessas atividades. </w:t>
       </w:r>
     </w:p>
     <w:p>
@@ -655,40 +890,32 @@
         <w:jc w:val="both"/>
         <w:rPr>
           <w:rFonts w:ascii="Arial" w:hAnsi="Arial" w:cs="Arial"/>
-          <w:highlight w:val="yellow"/>
-        </w:rPr>
-      </w:pPr>
-      <w:r>
-        <w:rPr>
-          <w:rFonts w:ascii="Arial" w:hAnsi="Arial" w:cs="Arial"/>
-          <w:highlight w:val="yellow"/>
-        </w:rPr>
-        <w:t xml:space="preserve">Exemplo de </w:t>
-      </w:r>
-      <w:r>
-        <w:rPr>
-          <w:rFonts w:ascii="Arial" w:hAnsi="Arial" w:cs="Arial"/>
-          <w:highlight w:val="yellow"/>
-        </w:rPr>
-        <w:t xml:space="preserve">preenchimento das atividades de diário de bordo: </w:t>
-      </w:r>
-    </w:p>
-    <w:p>
-      <w:pPr>
-        <w:spacing w:line="360" w:lineRule="auto"/>
-        <w:jc w:val="both"/>
-        <w:rPr>
-          <w:rFonts w:ascii="Arial" w:hAnsi="Arial" w:cs="Arial"/>
-          <w:highlight w:val="yellow"/>
-        </w:rPr>
-      </w:pPr>
-      <w:r>
-        <w:rPr>
-          <w:rFonts w:ascii="Arial" w:hAnsi="Arial" w:cs="Arial"/>
-          <w:highlight w:val="yellow"/>
-        </w:rPr>
-        <w:lastRenderedPageBreak/>
-        <w:t>Fevereiro</w:t>
+        </w:rPr>
+      </w:pPr>
+    </w:p>
+    <w:p>
+      <w:pPr>
+        <w:pStyle w:val="PargrafodaLista"/>
+        <w:numPr>
+          <w:ilvl w:val="0"/>
+          <w:numId w:val="1"/>
+        </w:numPr>
+        <w:spacing w:line="360" w:lineRule="auto"/>
+        <w:ind w:left="426"/>
+        <w:jc w:val="both"/>
+        <w:rPr>
+          <w:rFonts w:ascii="Arial" w:hAnsi="Arial" w:cs="Arial"/>
+          <w:b/>
+          <w:bCs/>
+        </w:rPr>
+      </w:pPr>
+      <w:r>
+        <w:rPr>
+          <w:rFonts w:ascii="Arial" w:hAnsi="Arial" w:cs="Arial"/>
+          <w:b/>
+          <w:bCs/>
+        </w:rPr>
+        <w:t>Março</w:t>
       </w:r>
     </w:p>
     <w:tbl>
@@ -719,7 +946,6 @@
                 <w:rFonts w:ascii="Arial" w:hAnsi="Arial" w:cs="Arial"/>
                 <w:b/>
                 <w:bCs/>
-                <w:highlight w:val="yellow"/>
               </w:rPr>
             </w:pPr>
             <w:r>
@@ -727,7 +953,6 @@
                 <w:rFonts w:ascii="Arial" w:hAnsi="Arial" w:cs="Arial"/>
                 <w:b/>
                 <w:bCs/>
-                <w:highlight w:val="yellow"/>
               </w:rPr>
               <w:t>Período</w:t>
             </w:r>
@@ -747,7 +972,6 @@
                 <w:rFonts w:ascii="Arial" w:hAnsi="Arial" w:cs="Arial"/>
                 <w:b/>
                 <w:bCs/>
-                <w:highlight w:val="yellow"/>
               </w:rPr>
             </w:pPr>
             <w:r>
@@ -755,7 +979,6 @@
                 <w:rFonts w:ascii="Arial" w:hAnsi="Arial" w:cs="Arial"/>
                 <w:b/>
                 <w:bCs/>
-                <w:highlight w:val="yellow"/>
               </w:rPr>
               <w:t>Integrantes</w:t>
             </w:r>
@@ -775,7 +998,6 @@
                 <w:rFonts w:ascii="Arial" w:hAnsi="Arial" w:cs="Arial"/>
                 <w:b/>
                 <w:bCs/>
-                <w:highlight w:val="yellow"/>
               </w:rPr>
             </w:pPr>
             <w:r>
@@ -783,7 +1005,6 @@
                 <w:rFonts w:ascii="Arial" w:hAnsi="Arial" w:cs="Arial"/>
                 <w:b/>
                 <w:bCs/>
-                <w:highlight w:val="yellow"/>
               </w:rPr>
               <w:t>Descrição das atividades</w:t>
             </w:r>
@@ -803,7 +1024,6 @@
                 <w:rFonts w:ascii="Arial" w:hAnsi="Arial" w:cs="Arial"/>
                 <w:b/>
                 <w:bCs/>
-                <w:highlight w:val="yellow"/>
               </w:rPr>
             </w:pPr>
             <w:r>
@@ -811,7 +1031,6 @@
                 <w:rFonts w:ascii="Arial" w:hAnsi="Arial" w:cs="Arial"/>
                 <w:b/>
                 <w:bCs/>
-                <w:highlight w:val="yellow"/>
               </w:rPr>
               <w:t>Horas</w:t>
             </w:r>
@@ -820,12 +1039,11 @@
       </w:tr>
       <w:tr>
         <w:trPr>
-          <w:trHeight w:val="150"/>
+          <w:trHeight w:val="1518"/>
         </w:trPr>
         <w:tc>
           <w:tcPr>
             <w:tcW w:w="1816" w:type="dxa"/>
-            <w:vMerge w:val="restart"/>
             <w:vAlign w:val="center"/>
           </w:tcPr>
           <w:p>
@@ -836,15 +1054,14 @@
               <w:jc w:val="both"/>
               <w:rPr>
                 <w:rFonts w:ascii="Arial" w:hAnsi="Arial" w:cs="Arial"/>
-                <w:highlight w:val="yellow"/>
               </w:rPr>
             </w:pPr>
             <w:r>
               <w:rPr>
                 <w:rFonts w:ascii="Arial" w:hAnsi="Arial" w:cs="Arial"/>
-                <w:highlight w:val="yellow"/>
-              </w:rPr>
-              <w:t>10 a 15/02</w:t>
+              </w:rPr>
+              <w:lastRenderedPageBreak/>
+              <w:t xml:space="preserve">16/03 </w:t>
             </w:r>
           </w:p>
         </w:tc>
@@ -860,15 +1077,13 @@
               <w:jc w:val="both"/>
               <w:rPr>
                 <w:rFonts w:ascii="Arial" w:hAnsi="Arial" w:cs="Arial"/>
-                <w:highlight w:val="yellow"/>
               </w:rPr>
             </w:pPr>
             <w:r>
               <w:rPr>
                 <w:rFonts w:ascii="Arial" w:hAnsi="Arial" w:cs="Arial"/>
-                <w:highlight w:val="yellow"/>
-              </w:rPr>
-              <w:t>Integrante 1 e 2</w:t>
+              </w:rPr>
+              <w:t>Daniel, Diana, Miguel, Francisco, Luan</w:t>
             </w:r>
           </w:p>
         </w:tc>
@@ -884,18 +1099,20 @@
               <w:jc w:val="both"/>
               <w:rPr>
                 <w:rFonts w:ascii="Arial" w:hAnsi="Arial" w:cs="Arial"/>
-                <w:highlight w:val="yellow"/>
-              </w:rPr>
-            </w:pPr>
-            <w:proofErr w:type="spellStart"/>
+              </w:rPr>
+            </w:pPr>
             <w:r>
               <w:rPr>
                 <w:rFonts w:ascii="Arial" w:hAnsi="Arial" w:cs="Arial"/>
-                <w:highlight w:val="yellow"/>
-              </w:rPr>
-              <w:t>fjgfjgsdjfgjsgf</w:t>
+              </w:rPr>
+              <w:t>Definição</w:t>
             </w:r>
-            <w:proofErr w:type="spellEnd"/>
+            <w:r>
+              <w:rPr>
+                <w:rFonts w:ascii="Arial" w:hAnsi="Arial" w:cs="Arial"/>
+              </w:rPr>
+              <w:t xml:space="preserve"> dos tópicos de situação de pesquisa</w:t>
+            </w:r>
           </w:p>
         </w:tc>
         <w:tc>
@@ -910,168 +1127,130 @@
               <w:jc w:val="both"/>
               <w:rPr>
                 <w:rFonts w:ascii="Arial" w:hAnsi="Arial" w:cs="Arial"/>
-                <w:highlight w:val="yellow"/>
               </w:rPr>
             </w:pPr>
             <w:r>
               <w:rPr>
                 <w:rFonts w:ascii="Arial" w:hAnsi="Arial" w:cs="Arial"/>
-                <w:highlight w:val="yellow"/>
-              </w:rPr>
-              <w:t>2 horas</w:t>
+              </w:rPr>
+              <w:t>4 horas</w:t>
             </w:r>
           </w:p>
         </w:tc>
       </w:tr>
       <w:tr>
-        <w:trPr>
-          <w:trHeight w:val="149"/>
-        </w:trPr>
         <w:tc>
           <w:tcPr>
             <w:tcW w:w="1816" w:type="dxa"/>
-            <w:vMerge/>
-          </w:tcPr>
-          <w:p>
-            <w:pPr>
-              <w:pStyle w:val="PargrafodaLista"/>
-              <w:spacing w:line="360" w:lineRule="auto"/>
-              <w:ind w:left="0"/>
-              <w:jc w:val="both"/>
-              <w:rPr>
-                <w:rFonts w:ascii="Arial" w:hAnsi="Arial" w:cs="Arial"/>
-                <w:highlight w:val="yellow"/>
-              </w:rPr>
-            </w:pPr>
-          </w:p>
-        </w:tc>
-        <w:tc>
-          <w:tcPr>
-            <w:tcW w:w="1722" w:type="dxa"/>
-          </w:tcPr>
-          <w:p>
-            <w:pPr>
-              <w:pStyle w:val="PargrafodaLista"/>
-              <w:spacing w:line="360" w:lineRule="auto"/>
-              <w:ind w:left="0"/>
-              <w:jc w:val="both"/>
-              <w:rPr>
-                <w:rFonts w:ascii="Arial" w:hAnsi="Arial" w:cs="Arial"/>
-                <w:highlight w:val="yellow"/>
+          </w:tcPr>
+          <w:p>
+            <w:pPr>
+              <w:pStyle w:val="PargrafodaLista"/>
+              <w:spacing w:line="360" w:lineRule="auto"/>
+              <w:ind w:left="0"/>
+              <w:jc w:val="both"/>
+              <w:rPr>
+                <w:rFonts w:ascii="Arial" w:hAnsi="Arial" w:cs="Arial"/>
               </w:rPr>
             </w:pPr>
             <w:r>
               <w:rPr>
                 <w:rFonts w:ascii="Arial" w:hAnsi="Arial" w:cs="Arial"/>
-                <w:highlight w:val="yellow"/>
-              </w:rPr>
-              <w:t>Integrante 3, 4 e 5</w:t>
+              </w:rPr>
+              <w:t xml:space="preserve">23 </w:t>
             </w:r>
-          </w:p>
-        </w:tc>
-        <w:tc>
-          <w:tcPr>
-            <w:tcW w:w="2758" w:type="dxa"/>
-          </w:tcPr>
-          <w:p>
-            <w:pPr>
-              <w:pStyle w:val="PargrafodaLista"/>
-              <w:spacing w:line="360" w:lineRule="auto"/>
-              <w:ind w:left="0"/>
-              <w:jc w:val="both"/>
-              <w:rPr>
-                <w:rFonts w:ascii="Arial" w:hAnsi="Arial" w:cs="Arial"/>
-                <w:highlight w:val="yellow"/>
-              </w:rPr>
-            </w:pPr>
-            <w:proofErr w:type="spellStart"/>
             <w:r>
               <w:rPr>
                 <w:rFonts w:ascii="Arial" w:hAnsi="Arial" w:cs="Arial"/>
-                <w:highlight w:val="yellow"/>
-              </w:rPr>
-              <w:t>Nfkjfhdkghdfkhgk</w:t>
+              </w:rPr>
+              <w:t>a 3</w:t>
             </w:r>
-            <w:proofErr w:type="spellEnd"/>
             <w:r>
               <w:rPr>
                 <w:rFonts w:ascii="Arial" w:hAnsi="Arial" w:cs="Arial"/>
-                <w:highlight w:val="yellow"/>
+              </w:rPr>
+              <w:t>1</w:t>
+            </w:r>
+            <w:r>
+              <w:rPr>
+                <w:rFonts w:ascii="Arial" w:hAnsi="Arial" w:cs="Arial"/>
+              </w:rPr>
+              <w:t>/02</w:t>
+            </w:r>
+            <w:r>
+              <w:rPr>
+                <w:rFonts w:ascii="Arial" w:hAnsi="Arial" w:cs="Arial"/>
               </w:rPr>
               <w:t xml:space="preserve"> </w:t>
             </w:r>
-            <w:proofErr w:type="spellStart"/>
+          </w:p>
+        </w:tc>
+        <w:tc>
+          <w:tcPr>
+            <w:tcW w:w="1722" w:type="dxa"/>
+          </w:tcPr>
+          <w:p>
+            <w:pPr>
+              <w:pStyle w:val="PargrafodaLista"/>
+              <w:spacing w:line="360" w:lineRule="auto"/>
+              <w:ind w:left="0"/>
+              <w:jc w:val="both"/>
+              <w:rPr>
+                <w:rFonts w:ascii="Arial" w:hAnsi="Arial" w:cs="Arial"/>
+              </w:rPr>
+            </w:pPr>
             <w:r>
               <w:rPr>
                 <w:rFonts w:ascii="Arial" w:hAnsi="Arial" w:cs="Arial"/>
-                <w:highlight w:val="yellow"/>
-              </w:rPr>
-              <w:t>kshfhskfhkshfks</w:t>
+              </w:rPr>
+              <w:t>Daniel, Diana, Miguel, Francisco, Luan</w:t>
             </w:r>
-            <w:proofErr w:type="spellEnd"/>
-          </w:p>
-          <w:p>
-            <w:pPr>
-              <w:pStyle w:val="PargrafodaLista"/>
-              <w:spacing w:line="360" w:lineRule="auto"/>
-              <w:ind w:left="0"/>
-              <w:jc w:val="both"/>
-              <w:rPr>
-                <w:rFonts w:ascii="Arial" w:hAnsi="Arial" w:cs="Arial"/>
-                <w:highlight w:val="yellow"/>
-              </w:rPr>
-            </w:pPr>
-            <w:proofErr w:type="spellStart"/>
+          </w:p>
+        </w:tc>
+        <w:tc>
+          <w:tcPr>
+            <w:tcW w:w="2758" w:type="dxa"/>
+          </w:tcPr>
+          <w:p>
+            <w:pPr>
+              <w:pStyle w:val="PargrafodaLista"/>
+              <w:spacing w:line="360" w:lineRule="auto"/>
+              <w:ind w:left="0"/>
+              <w:jc w:val="both"/>
+              <w:rPr>
+                <w:rFonts w:ascii="Arial" w:hAnsi="Arial" w:cs="Arial"/>
+              </w:rPr>
+            </w:pPr>
             <w:r>
               <w:rPr>
                 <w:rFonts w:ascii="Arial" w:hAnsi="Arial" w:cs="Arial"/>
-                <w:highlight w:val="yellow"/>
-              </w:rPr>
-              <w:t>Nfjhfjhfdjjdbgjhdjfd</w:t>
+              </w:rPr>
+              <w:t>De</w:t>
             </w:r>
-            <w:proofErr w:type="spellEnd"/>
-          </w:p>
-          <w:p>
-            <w:pPr>
-              <w:pStyle w:val="PargrafodaLista"/>
-              <w:spacing w:line="360" w:lineRule="auto"/>
-              <w:ind w:left="0"/>
-              <w:jc w:val="both"/>
-              <w:rPr>
-                <w:rFonts w:ascii="Arial" w:hAnsi="Arial" w:cs="Arial"/>
-                <w:highlight w:val="yellow"/>
-              </w:rPr>
-            </w:pPr>
-            <w:proofErr w:type="spellStart"/>
             <w:r>
               <w:rPr>
                 <w:rFonts w:ascii="Arial" w:hAnsi="Arial" w:cs="Arial"/>
-                <w:highlight w:val="yellow"/>
-              </w:rPr>
-              <w:t>Xgjhdjgjdgkhdghldjgkdhk</w:t>
+              </w:rPr>
+              <w:t>senvolvendo</w:t>
             </w:r>
-            <w:proofErr w:type="spellEnd"/>
-          </w:p>
-          <w:p>
-            <w:pPr>
-              <w:pStyle w:val="PargrafodaLista"/>
-              <w:spacing w:line="360" w:lineRule="auto"/>
-              <w:ind w:left="0"/>
-              <w:jc w:val="both"/>
-              <w:rPr>
-                <w:rFonts w:ascii="Arial" w:hAnsi="Arial" w:cs="Arial"/>
-                <w:highlight w:val="yellow"/>
-              </w:rPr>
-            </w:pPr>
-            <w:proofErr w:type="spellStart"/>
             <w:r>
               <w:rPr>
                 <w:rFonts w:ascii="Arial" w:hAnsi="Arial" w:cs="Arial"/>
-                <w:highlight w:val="yellow"/>
-              </w:rPr>
-              <w:t>kbgfjdgjghdjjgdjgjfgd</w:t>
+              </w:rPr>
+              <w:t xml:space="preserve"> a fundamentação</w:t>
             </w:r>
-            <w:proofErr w:type="spellEnd"/>
+            <w:r>
+              <w:rPr>
+                <w:rFonts w:ascii="Arial" w:hAnsi="Arial" w:cs="Arial"/>
+              </w:rPr>
+              <w:t xml:space="preserve"> </w:t>
+            </w:r>
+            <w:r>
+              <w:rPr>
+                <w:rFonts w:ascii="Arial" w:hAnsi="Arial" w:cs="Arial"/>
+              </w:rPr>
+              <w:t>teórica</w:t>
+            </w:r>
           </w:p>
         </w:tc>
         <w:tc>
@@ -1086,413 +1265,19 @@
               <w:jc w:val="both"/>
               <w:rPr>
                 <w:rFonts w:ascii="Arial" w:hAnsi="Arial" w:cs="Arial"/>
-                <w:highlight w:val="yellow"/>
               </w:rPr>
             </w:pPr>
             <w:r>
               <w:rPr>
                 <w:rFonts w:ascii="Arial" w:hAnsi="Arial" w:cs="Arial"/>
-                <w:highlight w:val="yellow"/>
-              </w:rPr>
-              <w:t>4 horas</w:t>
+              </w:rPr>
+              <w:t>8</w:t>
             </w:r>
-          </w:p>
-        </w:tc>
-      </w:tr>
-      <w:tr>
-        <w:tc>
-          <w:tcPr>
-            <w:tcW w:w="1816" w:type="dxa"/>
-          </w:tcPr>
-          <w:p>
-            <w:pPr>
-              <w:pStyle w:val="PargrafodaLista"/>
-              <w:spacing w:line="360" w:lineRule="auto"/>
-              <w:ind w:left="0"/>
-              <w:jc w:val="both"/>
-              <w:rPr>
-                <w:rFonts w:ascii="Arial" w:hAnsi="Arial" w:cs="Arial"/>
-                <w:highlight w:val="yellow"/>
-              </w:rPr>
-            </w:pPr>
             <w:r>
               <w:rPr>
                 <w:rFonts w:ascii="Arial" w:hAnsi="Arial" w:cs="Arial"/>
-                <w:highlight w:val="yellow"/>
-              </w:rPr>
-              <w:t>17 a 22/02</w:t>
-            </w:r>
-          </w:p>
-        </w:tc>
-        <w:tc>
-          <w:tcPr>
-            <w:tcW w:w="1722" w:type="dxa"/>
-          </w:tcPr>
-          <w:p>
-            <w:pPr>
-              <w:pStyle w:val="PargrafodaLista"/>
-              <w:spacing w:line="360" w:lineRule="auto"/>
-              <w:ind w:left="0"/>
-              <w:jc w:val="both"/>
-              <w:rPr>
-                <w:rFonts w:ascii="Arial" w:hAnsi="Arial" w:cs="Arial"/>
-                <w:highlight w:val="yellow"/>
-              </w:rPr>
-            </w:pPr>
-            <w:r>
-              <w:rPr>
-                <w:rFonts w:ascii="Arial" w:hAnsi="Arial" w:cs="Arial"/>
-                <w:highlight w:val="yellow"/>
-              </w:rPr>
-              <w:t>Integrante 1</w:t>
-            </w:r>
-          </w:p>
-        </w:tc>
-        <w:tc>
-          <w:tcPr>
-            <w:tcW w:w="2758" w:type="dxa"/>
-          </w:tcPr>
-          <w:p>
-            <w:pPr>
-              <w:pStyle w:val="PargrafodaLista"/>
-              <w:spacing w:line="360" w:lineRule="auto"/>
-              <w:ind w:left="0"/>
-              <w:jc w:val="both"/>
-              <w:rPr>
-                <w:rFonts w:ascii="Arial" w:hAnsi="Arial" w:cs="Arial"/>
-                <w:highlight w:val="yellow"/>
-              </w:rPr>
-            </w:pPr>
-            <w:proofErr w:type="spellStart"/>
-            <w:r>
-              <w:rPr>
-                <w:rFonts w:ascii="Arial" w:hAnsi="Arial" w:cs="Arial"/>
-                <w:highlight w:val="yellow"/>
-              </w:rPr>
-              <w:t>fbdskfkshdfkhskfhsk</w:t>
-            </w:r>
-            <w:proofErr w:type="spellEnd"/>
-          </w:p>
-        </w:tc>
-        <w:tc>
-          <w:tcPr>
-            <w:tcW w:w="1772" w:type="dxa"/>
-          </w:tcPr>
-          <w:p>
-            <w:pPr>
-              <w:pStyle w:val="PargrafodaLista"/>
-              <w:spacing w:line="360" w:lineRule="auto"/>
-              <w:ind w:left="0"/>
-              <w:jc w:val="both"/>
-              <w:rPr>
-                <w:rFonts w:ascii="Arial" w:hAnsi="Arial" w:cs="Arial"/>
-                <w:highlight w:val="yellow"/>
-              </w:rPr>
-            </w:pPr>
-            <w:r>
-              <w:rPr>
-                <w:rFonts w:ascii="Arial" w:hAnsi="Arial" w:cs="Arial"/>
-                <w:highlight w:val="yellow"/>
-              </w:rPr>
-              <w:t>2 horas</w:t>
-            </w:r>
-          </w:p>
-        </w:tc>
-      </w:tr>
-      <w:tr>
-        <w:trPr>
-          <w:trHeight w:val="101"/>
-        </w:trPr>
-        <w:tc>
-          <w:tcPr>
-            <w:tcW w:w="1816" w:type="dxa"/>
-            <w:vMerge w:val="restart"/>
-          </w:tcPr>
-          <w:p>
-            <w:pPr>
-              <w:pStyle w:val="PargrafodaLista"/>
-              <w:spacing w:line="360" w:lineRule="auto"/>
-              <w:ind w:left="0"/>
-              <w:jc w:val="both"/>
-              <w:rPr>
-                <w:rFonts w:ascii="Arial" w:hAnsi="Arial" w:cs="Arial"/>
-                <w:highlight w:val="yellow"/>
-              </w:rPr>
-            </w:pPr>
-            <w:r>
-              <w:rPr>
-                <w:rFonts w:ascii="Arial" w:hAnsi="Arial" w:cs="Arial"/>
-                <w:highlight w:val="yellow"/>
-              </w:rPr>
-              <w:t>24 a 28/02</w:t>
-            </w:r>
-          </w:p>
-        </w:tc>
-        <w:tc>
-          <w:tcPr>
-            <w:tcW w:w="1722" w:type="dxa"/>
-          </w:tcPr>
-          <w:p>
-            <w:pPr>
-              <w:pStyle w:val="PargrafodaLista"/>
-              <w:spacing w:line="360" w:lineRule="auto"/>
-              <w:ind w:left="0"/>
-              <w:jc w:val="both"/>
-              <w:rPr>
-                <w:rFonts w:ascii="Arial" w:hAnsi="Arial" w:cs="Arial"/>
-                <w:highlight w:val="yellow"/>
-              </w:rPr>
-            </w:pPr>
-            <w:r>
-              <w:rPr>
-                <w:rFonts w:ascii="Arial" w:hAnsi="Arial" w:cs="Arial"/>
-                <w:highlight w:val="yellow"/>
-              </w:rPr>
-              <w:t>Integrante 1, 4 e 5</w:t>
-            </w:r>
-          </w:p>
-        </w:tc>
-        <w:tc>
-          <w:tcPr>
-            <w:tcW w:w="2758" w:type="dxa"/>
-          </w:tcPr>
-          <w:p>
-            <w:pPr>
-              <w:pStyle w:val="PargrafodaLista"/>
-              <w:spacing w:line="360" w:lineRule="auto"/>
-              <w:ind w:left="0"/>
-              <w:jc w:val="both"/>
-              <w:rPr>
-                <w:rFonts w:ascii="Arial" w:hAnsi="Arial" w:cs="Arial"/>
-                <w:highlight w:val="yellow"/>
-              </w:rPr>
-            </w:pPr>
-            <w:proofErr w:type="spellStart"/>
-            <w:r>
-              <w:rPr>
-                <w:rFonts w:ascii="Arial" w:hAnsi="Arial" w:cs="Arial"/>
-                <w:highlight w:val="yellow"/>
-              </w:rPr>
-              <w:t>dfkfdkghkdhgkd</w:t>
-            </w:r>
-            <w:proofErr w:type="spellEnd"/>
-          </w:p>
-        </w:tc>
-        <w:tc>
-          <w:tcPr>
-            <w:tcW w:w="1772" w:type="dxa"/>
-          </w:tcPr>
-          <w:p>
-            <w:pPr>
-              <w:pStyle w:val="PargrafodaLista"/>
-              <w:spacing w:line="360" w:lineRule="auto"/>
-              <w:ind w:left="0"/>
-              <w:jc w:val="both"/>
-              <w:rPr>
-                <w:rFonts w:ascii="Arial" w:hAnsi="Arial" w:cs="Arial"/>
-                <w:highlight w:val="yellow"/>
-              </w:rPr>
-            </w:pPr>
-            <w:r>
-              <w:rPr>
-                <w:rFonts w:ascii="Arial" w:hAnsi="Arial" w:cs="Arial"/>
-                <w:highlight w:val="yellow"/>
-              </w:rPr>
-              <w:t>1 hora</w:t>
-            </w:r>
-          </w:p>
-        </w:tc>
-      </w:tr>
-      <w:tr>
-        <w:trPr>
-          <w:trHeight w:val="99"/>
-        </w:trPr>
-        <w:tc>
-          <w:tcPr>
-            <w:tcW w:w="1816" w:type="dxa"/>
-            <w:vMerge/>
-          </w:tcPr>
-          <w:p>
-            <w:pPr>
-              <w:pStyle w:val="PargrafodaLista"/>
-              <w:spacing w:line="360" w:lineRule="auto"/>
-              <w:ind w:left="0"/>
-              <w:jc w:val="both"/>
-              <w:rPr>
-                <w:rFonts w:ascii="Arial" w:hAnsi="Arial" w:cs="Arial"/>
-                <w:highlight w:val="yellow"/>
-              </w:rPr>
-            </w:pPr>
-          </w:p>
-        </w:tc>
-        <w:tc>
-          <w:tcPr>
-            <w:tcW w:w="1722" w:type="dxa"/>
-          </w:tcPr>
-          <w:p>
-            <w:pPr>
-              <w:pStyle w:val="PargrafodaLista"/>
-              <w:spacing w:line="360" w:lineRule="auto"/>
-              <w:ind w:left="0"/>
-              <w:jc w:val="both"/>
-              <w:rPr>
-                <w:rFonts w:ascii="Arial" w:hAnsi="Arial" w:cs="Arial"/>
-                <w:highlight w:val="yellow"/>
-              </w:rPr>
-            </w:pPr>
-            <w:r>
-              <w:rPr>
-                <w:rFonts w:ascii="Arial" w:hAnsi="Arial" w:cs="Arial"/>
-                <w:highlight w:val="yellow"/>
-              </w:rPr>
-              <w:t>Integrante 2</w:t>
-            </w:r>
-          </w:p>
-        </w:tc>
-        <w:tc>
-          <w:tcPr>
-            <w:tcW w:w="2758" w:type="dxa"/>
-          </w:tcPr>
-          <w:p>
-            <w:pPr>
-              <w:pStyle w:val="PargrafodaLista"/>
-              <w:spacing w:line="360" w:lineRule="auto"/>
-              <w:ind w:left="0"/>
-              <w:jc w:val="both"/>
-              <w:rPr>
-                <w:rFonts w:ascii="Arial" w:hAnsi="Arial" w:cs="Arial"/>
-                <w:highlight w:val="yellow"/>
-              </w:rPr>
-            </w:pPr>
-            <w:proofErr w:type="spellStart"/>
-            <w:r>
-              <w:rPr>
-                <w:rFonts w:ascii="Arial" w:hAnsi="Arial" w:cs="Arial"/>
-                <w:highlight w:val="yellow"/>
-              </w:rPr>
-              <w:t>dfgkdjgkjdl</w:t>
-            </w:r>
-            <w:proofErr w:type="spellEnd"/>
-          </w:p>
-        </w:tc>
-        <w:tc>
-          <w:tcPr>
-            <w:tcW w:w="1772" w:type="dxa"/>
-          </w:tcPr>
-          <w:p>
-            <w:pPr>
-              <w:pStyle w:val="PargrafodaLista"/>
-              <w:spacing w:line="360" w:lineRule="auto"/>
-              <w:ind w:left="0"/>
-              <w:jc w:val="both"/>
-              <w:rPr>
-                <w:rFonts w:ascii="Arial" w:hAnsi="Arial" w:cs="Arial"/>
-                <w:highlight w:val="yellow"/>
-              </w:rPr>
-            </w:pPr>
-            <w:r>
-              <w:rPr>
-                <w:rFonts w:ascii="Arial" w:hAnsi="Arial" w:cs="Arial"/>
-                <w:highlight w:val="yellow"/>
-              </w:rPr>
-              <w:t>5 horas</w:t>
-            </w:r>
-          </w:p>
-        </w:tc>
-      </w:tr>
-      <w:tr>
-        <w:trPr>
-          <w:trHeight w:val="99"/>
-        </w:trPr>
-        <w:tc>
-          <w:tcPr>
-            <w:tcW w:w="1816" w:type="dxa"/>
-            <w:vMerge/>
-          </w:tcPr>
-          <w:p>
-            <w:pPr>
-              <w:pStyle w:val="PargrafodaLista"/>
-              <w:spacing w:line="360" w:lineRule="auto"/>
-              <w:ind w:left="0"/>
-              <w:jc w:val="both"/>
-              <w:rPr>
-                <w:rFonts w:ascii="Arial" w:hAnsi="Arial" w:cs="Arial"/>
-                <w:highlight w:val="yellow"/>
-              </w:rPr>
-            </w:pPr>
-          </w:p>
-        </w:tc>
-        <w:tc>
-          <w:tcPr>
-            <w:tcW w:w="1722" w:type="dxa"/>
-          </w:tcPr>
-          <w:p>
-            <w:pPr>
-              <w:pStyle w:val="PargrafodaLista"/>
-              <w:spacing w:line="360" w:lineRule="auto"/>
-              <w:ind w:left="0"/>
-              <w:jc w:val="both"/>
-              <w:rPr>
-                <w:rFonts w:ascii="Arial" w:hAnsi="Arial" w:cs="Arial"/>
-                <w:highlight w:val="yellow"/>
-              </w:rPr>
-            </w:pPr>
-            <w:r>
-              <w:rPr>
-                <w:rFonts w:ascii="Arial" w:hAnsi="Arial" w:cs="Arial"/>
-                <w:highlight w:val="yellow"/>
-              </w:rPr>
-              <w:t>Integrante 3</w:t>
-            </w:r>
-          </w:p>
-        </w:tc>
-        <w:tc>
-          <w:tcPr>
-            <w:tcW w:w="2758" w:type="dxa"/>
-          </w:tcPr>
-          <w:p>
-            <w:pPr>
-              <w:pStyle w:val="PargrafodaLista"/>
-              <w:spacing w:line="360" w:lineRule="auto"/>
-              <w:ind w:left="0"/>
-              <w:jc w:val="both"/>
-              <w:rPr>
-                <w:rFonts w:ascii="Arial" w:hAnsi="Arial" w:cs="Arial"/>
-                <w:highlight w:val="yellow"/>
-              </w:rPr>
-            </w:pPr>
-            <w:proofErr w:type="spellStart"/>
-            <w:r>
-              <w:rPr>
-                <w:rFonts w:ascii="Arial" w:hAnsi="Arial" w:cs="Arial"/>
-                <w:highlight w:val="yellow"/>
-              </w:rPr>
-              <w:t>vdngkdkghkd</w:t>
-            </w:r>
-            <w:proofErr w:type="spellEnd"/>
-          </w:p>
-        </w:tc>
-        <w:tc>
-          <w:tcPr>
-            <w:tcW w:w="1772" w:type="dxa"/>
-          </w:tcPr>
-          <w:p>
-            <w:pPr>
-              <w:pStyle w:val="PargrafodaLista"/>
-              <w:spacing w:line="360" w:lineRule="auto"/>
-              <w:ind w:left="0"/>
-              <w:jc w:val="both"/>
-              <w:rPr>
-                <w:rFonts w:ascii="Arial" w:hAnsi="Arial" w:cs="Arial"/>
-                <w:highlight w:val="yellow"/>
-              </w:rPr>
-            </w:pPr>
-            <w:r>
-              <w:rPr>
-                <w:rFonts w:ascii="Arial" w:hAnsi="Arial" w:cs="Arial"/>
-                <w:highlight w:val="yellow"/>
-              </w:rPr>
-              <w:t>2 horas</w:t>
+              </w:rPr>
+              <w:t xml:space="preserve"> horas</w:t>
             </w:r>
           </w:p>
         </w:tc>
@@ -1506,7 +1291,6 @@
         <w:jc w:val="both"/>
         <w:rPr>
           <w:rFonts w:ascii="Arial" w:hAnsi="Arial" w:cs="Arial"/>
-          <w:highlight w:val="yellow"/>
         </w:rPr>
       </w:pPr>
     </w:p>
@@ -1518,13 +1302,11 @@
         <w:jc w:val="both"/>
         <w:rPr>
           <w:rFonts w:ascii="Arial" w:hAnsi="Arial" w:cs="Arial"/>
-          <w:highlight w:val="yellow"/>
-        </w:rPr>
-      </w:pPr>
-      <w:r>
-        <w:rPr>
-          <w:rFonts w:ascii="Arial" w:hAnsi="Arial" w:cs="Arial"/>
-          <w:highlight w:val="yellow"/>
+        </w:rPr>
+      </w:pPr>
+      <w:r>
+        <w:rPr>
+          <w:rFonts w:ascii="Arial" w:hAnsi="Arial" w:cs="Arial"/>
         </w:rPr>
         <w:t xml:space="preserve">Cálculo das horas mensais: </w:t>
       </w:r>
@@ -1537,22 +1319,13 @@
         <w:jc w:val="both"/>
         <w:rPr>
           <w:rFonts w:ascii="Arial" w:hAnsi="Arial" w:cs="Arial"/>
-          <w:highlight w:val="yellow"/>
-        </w:rPr>
-      </w:pPr>
-      <w:r>
-        <w:rPr>
-          <w:rFonts w:ascii="Arial" w:hAnsi="Arial" w:cs="Arial"/>
-          <w:highlight w:val="yellow"/>
-        </w:rPr>
-        <w:t xml:space="preserve">Integrante 1: </w:t>
-      </w:r>
-      <w:r>
-        <w:rPr>
-          <w:rFonts w:ascii="Arial" w:hAnsi="Arial" w:cs="Arial"/>
-          <w:highlight w:val="yellow"/>
-        </w:rPr>
-        <w:t>5 horas</w:t>
+        </w:rPr>
+      </w:pPr>
+      <w:r>
+        <w:rPr>
+          <w:rFonts w:ascii="Arial" w:hAnsi="Arial" w:cs="Arial"/>
+        </w:rPr>
+        <w:t>Francisco: 12 horas</w:t>
       </w:r>
     </w:p>
     <w:p>
@@ -1563,22 +1336,19 @@
         <w:jc w:val="both"/>
         <w:rPr>
           <w:rFonts w:ascii="Arial" w:hAnsi="Arial" w:cs="Arial"/>
-          <w:highlight w:val="yellow"/>
-        </w:rPr>
-      </w:pPr>
-      <w:r>
-        <w:rPr>
-          <w:rFonts w:ascii="Arial" w:hAnsi="Arial" w:cs="Arial"/>
-          <w:highlight w:val="yellow"/>
-        </w:rPr>
-        <w:t xml:space="preserve">Integrante 2: </w:t>
-      </w:r>
-      <w:r>
-        <w:rPr>
-          <w:rFonts w:ascii="Arial" w:hAnsi="Arial" w:cs="Arial"/>
-          <w:highlight w:val="yellow"/>
-        </w:rPr>
-        <w:t>7 horas</w:t>
+        </w:rPr>
+      </w:pPr>
+      <w:r>
+        <w:rPr>
+          <w:rFonts w:ascii="Arial" w:hAnsi="Arial" w:cs="Arial"/>
+        </w:rPr>
+        <w:t>Daniel</w:t>
+      </w:r>
+      <w:r>
+        <w:rPr>
+          <w:rFonts w:ascii="Arial" w:hAnsi="Arial" w:cs="Arial"/>
+        </w:rPr>
+        <w:t>: 12 horas</w:t>
       </w:r>
     </w:p>
     <w:p>
@@ -1589,22 +1359,19 @@
         <w:jc w:val="both"/>
         <w:rPr>
           <w:rFonts w:ascii="Arial" w:hAnsi="Arial" w:cs="Arial"/>
-          <w:highlight w:val="yellow"/>
-        </w:rPr>
-      </w:pPr>
-      <w:r>
-        <w:rPr>
-          <w:rFonts w:ascii="Arial" w:hAnsi="Arial" w:cs="Arial"/>
-          <w:highlight w:val="yellow"/>
-        </w:rPr>
-        <w:t xml:space="preserve">Integrante 3: </w:t>
-      </w:r>
-      <w:r>
-        <w:rPr>
-          <w:rFonts w:ascii="Arial" w:hAnsi="Arial" w:cs="Arial"/>
-          <w:highlight w:val="yellow"/>
-        </w:rPr>
-        <w:t>6 horas</w:t>
+        </w:rPr>
+      </w:pPr>
+      <w:r>
+        <w:rPr>
+          <w:rFonts w:ascii="Arial" w:hAnsi="Arial" w:cs="Arial"/>
+        </w:rPr>
+        <w:t>Miguel</w:t>
+      </w:r>
+      <w:r>
+        <w:rPr>
+          <w:rFonts w:ascii="Arial" w:hAnsi="Arial" w:cs="Arial"/>
+        </w:rPr>
+        <w:t>: 12 horas</w:t>
       </w:r>
     </w:p>
     <w:p>
@@ -1615,22 +1382,19 @@
         <w:jc w:val="both"/>
         <w:rPr>
           <w:rFonts w:ascii="Arial" w:hAnsi="Arial" w:cs="Arial"/>
-          <w:highlight w:val="yellow"/>
-        </w:rPr>
-      </w:pPr>
-      <w:r>
-        <w:rPr>
-          <w:rFonts w:ascii="Arial" w:hAnsi="Arial" w:cs="Arial"/>
-          <w:highlight w:val="yellow"/>
-        </w:rPr>
-        <w:t xml:space="preserve">Integrante 4: </w:t>
-      </w:r>
-      <w:r>
-        <w:rPr>
-          <w:rFonts w:ascii="Arial" w:hAnsi="Arial" w:cs="Arial"/>
-          <w:highlight w:val="yellow"/>
-        </w:rPr>
-        <w:t>5 horas</w:t>
+        </w:rPr>
+      </w:pPr>
+      <w:r>
+        <w:rPr>
+          <w:rFonts w:ascii="Arial" w:hAnsi="Arial" w:cs="Arial"/>
+        </w:rPr>
+        <w:t>Diana</w:t>
+      </w:r>
+      <w:r>
+        <w:rPr>
+          <w:rFonts w:ascii="Arial" w:hAnsi="Arial" w:cs="Arial"/>
+        </w:rPr>
+        <w:t>: 12 horas</w:t>
       </w:r>
     </w:p>
     <w:p>
@@ -1646,79 +1410,14 @@
       <w:r>
         <w:rPr>
           <w:rFonts w:ascii="Arial" w:hAnsi="Arial" w:cs="Arial"/>
-          <w:highlight w:val="yellow"/>
-        </w:rPr>
-        <w:t xml:space="preserve">Integrante 5: </w:t>
-      </w:r>
-      <w:r>
-        <w:rPr>
-          <w:rFonts w:ascii="Arial" w:hAnsi="Arial" w:cs="Arial"/>
-          <w:highlight w:val="yellow"/>
-        </w:rPr>
-        <w:t>5 horas</w:t>
-      </w:r>
-    </w:p>
-    <w:p>
-      <w:pPr>
-        <w:pStyle w:val="PargrafodaLista"/>
-        <w:spacing w:line="360" w:lineRule="auto"/>
-        <w:ind w:left="426"/>
-        <w:jc w:val="both"/>
-        <w:rPr>
-          <w:rFonts w:ascii="Arial" w:hAnsi="Arial" w:cs="Arial"/>
-        </w:rPr>
-      </w:pPr>
-    </w:p>
-    <w:p>
-      <w:pPr>
-        <w:pStyle w:val="PargrafodaLista"/>
-        <w:spacing w:line="360" w:lineRule="auto"/>
-        <w:ind w:left="426"/>
-        <w:jc w:val="both"/>
-        <w:rPr>
-          <w:rFonts w:ascii="Arial" w:hAnsi="Arial" w:cs="Arial"/>
-        </w:rPr>
-      </w:pPr>
-      <w:r>
-        <w:rPr>
-          <w:rFonts w:ascii="Arial" w:hAnsi="Arial" w:cs="Arial"/>
-          <w:highlight w:val="yellow"/>
-        </w:rPr>
-        <w:t>OBS: o que está em amarelo deve ser removido da versão final do documento.</w:t>
-      </w:r>
-      <w:r>
-        <w:rPr>
-          <w:rFonts w:ascii="Arial" w:hAnsi="Arial" w:cs="Arial"/>
-        </w:rPr>
-        <w:t xml:space="preserve"> </w:t>
-      </w:r>
-    </w:p>
-    <w:p>
-      <w:pPr>
-        <w:pStyle w:val="PargrafodaLista"/>
-        <w:spacing w:line="360" w:lineRule="auto"/>
-        <w:ind w:left="426"/>
-        <w:jc w:val="both"/>
-        <w:rPr>
-          <w:rFonts w:ascii="Arial" w:hAnsi="Arial" w:cs="Arial"/>
-        </w:rPr>
-      </w:pPr>
-    </w:p>
-    <w:p>
-      <w:pPr>
-        <w:pStyle w:val="PargrafodaLista"/>
-        <w:spacing w:line="360" w:lineRule="auto"/>
-        <w:ind w:left="709" w:firstLine="282"/>
-        <w:jc w:val="both"/>
-        <w:rPr>
-          <w:rFonts w:ascii="Arial" w:hAnsi="Arial" w:cs="Arial"/>
-        </w:rPr>
-      </w:pPr>
-      <w:r>
-        <w:rPr>
-          <w:rFonts w:ascii="Arial" w:hAnsi="Arial" w:cs="Arial"/>
-        </w:rPr>
-        <w:t>A seguir, apresente as atividades realizadas a cada semana:</w:t>
+        </w:rPr>
+        <w:t>Luan</w:t>
+      </w:r>
+      <w:r>
+        <w:rPr>
+          <w:rFonts w:ascii="Arial" w:hAnsi="Arial" w:cs="Arial"/>
+        </w:rPr>
+        <w:t>: 12 horas</w:t>
       </w:r>
     </w:p>
     <w:p>
@@ -1754,7 +1453,7 @@
           <w:b/>
           <w:bCs/>
         </w:rPr>
-        <w:t>Fevereiro</w:t>
+        <w:t>Abril</w:t>
       </w:r>
     </w:p>
     <w:tbl>
@@ -1896,12 +1595,6 @@
                 <w:rFonts w:ascii="Arial" w:hAnsi="Arial" w:cs="Arial"/>
               </w:rPr>
             </w:pPr>
-            <w:r>
-              <w:rPr>
-                <w:rFonts w:ascii="Arial" w:hAnsi="Arial" w:cs="Arial"/>
-              </w:rPr>
-              <w:t>10 a 15/02</w:t>
-            </w:r>
           </w:p>
         </w:tc>
         <w:tc>
@@ -2038,12 +1731,6 @@
                 <w:rFonts w:ascii="Arial" w:hAnsi="Arial" w:cs="Arial"/>
               </w:rPr>
             </w:pPr>
-            <w:r>
-              <w:rPr>
-                <w:rFonts w:ascii="Arial" w:hAnsi="Arial" w:cs="Arial"/>
-              </w:rPr>
-              <w:t>17 a 22/02</w:t>
-            </w:r>
           </w:p>
         </w:tc>
         <w:tc>
@@ -2114,12 +1801,6 @@
                 <w:rFonts w:ascii="Arial" w:hAnsi="Arial" w:cs="Arial"/>
               </w:rPr>
             </w:pPr>
-            <w:r>
-              <w:rPr>
-                <w:rFonts w:ascii="Arial" w:hAnsi="Arial" w:cs="Arial"/>
-              </w:rPr>
-              <w:t>24 a 28/02</w:t>
-            </w:r>
           </w:p>
         </w:tc>
         <w:tc>
@@ -2311,6 +1992,75 @@
           </w:p>
         </w:tc>
       </w:tr>
+      <w:tr>
+        <w:trPr>
+          <w:trHeight w:val="99"/>
+        </w:trPr>
+        <w:tc>
+          <w:tcPr>
+            <w:tcW w:w="1816" w:type="dxa"/>
+          </w:tcPr>
+          <w:p>
+            <w:pPr>
+              <w:pStyle w:val="PargrafodaLista"/>
+              <w:spacing w:line="360" w:lineRule="auto"/>
+              <w:ind w:left="0"/>
+              <w:jc w:val="both"/>
+              <w:rPr>
+                <w:rFonts w:ascii="Arial" w:hAnsi="Arial" w:cs="Arial"/>
+              </w:rPr>
+            </w:pPr>
+          </w:p>
+        </w:tc>
+        <w:tc>
+          <w:tcPr>
+            <w:tcW w:w="1722" w:type="dxa"/>
+          </w:tcPr>
+          <w:p>
+            <w:pPr>
+              <w:pStyle w:val="PargrafodaLista"/>
+              <w:spacing w:line="360" w:lineRule="auto"/>
+              <w:ind w:left="0"/>
+              <w:jc w:val="both"/>
+              <w:rPr>
+                <w:rFonts w:ascii="Arial" w:hAnsi="Arial" w:cs="Arial"/>
+              </w:rPr>
+            </w:pPr>
+          </w:p>
+        </w:tc>
+        <w:tc>
+          <w:tcPr>
+            <w:tcW w:w="2758" w:type="dxa"/>
+          </w:tcPr>
+          <w:p>
+            <w:pPr>
+              <w:pStyle w:val="PargrafodaLista"/>
+              <w:spacing w:line="360" w:lineRule="auto"/>
+              <w:ind w:left="0"/>
+              <w:jc w:val="both"/>
+              <w:rPr>
+                <w:rFonts w:ascii="Arial" w:hAnsi="Arial" w:cs="Arial"/>
+              </w:rPr>
+            </w:pPr>
+          </w:p>
+        </w:tc>
+        <w:tc>
+          <w:tcPr>
+            <w:tcW w:w="1772" w:type="dxa"/>
+          </w:tcPr>
+          <w:p>
+            <w:pPr>
+              <w:pStyle w:val="PargrafodaLista"/>
+              <w:spacing w:line="360" w:lineRule="auto"/>
+              <w:ind w:left="0"/>
+              <w:jc w:val="both"/>
+              <w:rPr>
+                <w:rFonts w:ascii="Arial" w:hAnsi="Arial" w:cs="Arial"/>
+              </w:rPr>
+            </w:pPr>
+          </w:p>
+        </w:tc>
+      </w:tr>
     </w:tbl>
     <w:p>
       <w:pPr>
@@ -2354,7 +2104,19 @@
         <w:rPr>
           <w:rFonts w:ascii="Arial" w:hAnsi="Arial" w:cs="Arial"/>
         </w:rPr>
-        <w:t>Integrante 1: 5 horas</w:t>
+        <w:t xml:space="preserve">Integrante 1: </w:t>
+      </w:r>
+      <w:r>
+        <w:rPr>
+          <w:rFonts w:ascii="Arial" w:hAnsi="Arial" w:cs="Arial"/>
+        </w:rPr>
+        <w:t>x</w:t>
+      </w:r>
+      <w:r>
+        <w:rPr>
+          <w:rFonts w:ascii="Arial" w:hAnsi="Arial" w:cs="Arial"/>
+        </w:rPr>
+        <w:t xml:space="preserve"> horas</w:t>
       </w:r>
     </w:p>
     <w:p>
@@ -2371,8 +2133,19 @@
         <w:rPr>
           <w:rFonts w:ascii="Arial" w:hAnsi="Arial" w:cs="Arial"/>
         </w:rPr>
-        <w:lastRenderedPageBreak/>
-        <w:t>Integrante 2: 7 horas</w:t>
+        <w:t xml:space="preserve">Integrante 2: </w:t>
+      </w:r>
+      <w:r>
+        <w:rPr>
+          <w:rFonts w:ascii="Arial" w:hAnsi="Arial" w:cs="Arial"/>
+        </w:rPr>
+        <w:t>x</w:t>
+      </w:r>
+      <w:r>
+        <w:rPr>
+          <w:rFonts w:ascii="Arial" w:hAnsi="Arial" w:cs="Arial"/>
+        </w:rPr>
+        <w:t xml:space="preserve"> horas</w:t>
       </w:r>
     </w:p>
     <w:p>
@@ -2389,7 +2162,19 @@
         <w:rPr>
           <w:rFonts w:ascii="Arial" w:hAnsi="Arial" w:cs="Arial"/>
         </w:rPr>
-        <w:t>Integrante 3: 6 horas</w:t>
+        <w:t xml:space="preserve">Integrante 3: </w:t>
+      </w:r>
+      <w:r>
+        <w:rPr>
+          <w:rFonts w:ascii="Arial" w:hAnsi="Arial" w:cs="Arial"/>
+        </w:rPr>
+        <w:t xml:space="preserve">x </w:t>
+      </w:r>
+      <w:r>
+        <w:rPr>
+          <w:rFonts w:ascii="Arial" w:hAnsi="Arial" w:cs="Arial"/>
+        </w:rPr>
+        <w:t>horas</w:t>
       </w:r>
     </w:p>
     <w:p>
@@ -2406,7 +2191,19 @@
         <w:rPr>
           <w:rFonts w:ascii="Arial" w:hAnsi="Arial" w:cs="Arial"/>
         </w:rPr>
-        <w:t>Integrante 4: 5 horas</w:t>
+        <w:t xml:space="preserve">Integrante 4: </w:t>
+      </w:r>
+      <w:r>
+        <w:rPr>
+          <w:rFonts w:ascii="Arial" w:hAnsi="Arial" w:cs="Arial"/>
+        </w:rPr>
+        <w:t>x</w:t>
+      </w:r>
+      <w:r>
+        <w:rPr>
+          <w:rFonts w:ascii="Arial" w:hAnsi="Arial" w:cs="Arial"/>
+        </w:rPr>
+        <w:t xml:space="preserve"> horas</w:t>
       </w:r>
     </w:p>
     <w:p>
@@ -2423,7 +2220,19 @@
         <w:rPr>
           <w:rFonts w:ascii="Arial" w:hAnsi="Arial" w:cs="Arial"/>
         </w:rPr>
-        <w:t>Integrante 5: 5 horas</w:t>
+        <w:t xml:space="preserve">Integrante 5: </w:t>
+      </w:r>
+      <w:r>
+        <w:rPr>
+          <w:rFonts w:ascii="Arial" w:hAnsi="Arial" w:cs="Arial"/>
+        </w:rPr>
+        <w:t>x</w:t>
+      </w:r>
+      <w:r>
+        <w:rPr>
+          <w:rFonts w:ascii="Arial" w:hAnsi="Arial" w:cs="Arial"/>
+        </w:rPr>
+        <w:t xml:space="preserve"> horas</w:t>
       </w:r>
     </w:p>
     <w:p>
@@ -2459,7 +2268,7 @@
           <w:b/>
           <w:bCs/>
         </w:rPr>
-        <w:t>Março</w:t>
+        <w:t>Maio</w:t>
       </w:r>
     </w:p>
     <w:tbl>
@@ -2601,36 +2410,6 @@
                 <w:rFonts w:ascii="Arial" w:hAnsi="Arial" w:cs="Arial"/>
               </w:rPr>
             </w:pPr>
-            <w:r>
-              <w:rPr>
-                <w:rFonts w:ascii="Arial" w:hAnsi="Arial" w:cs="Arial"/>
-              </w:rPr>
-              <w:t>01</w:t>
-            </w:r>
-            <w:r>
-              <w:rPr>
-                <w:rFonts w:ascii="Arial" w:hAnsi="Arial" w:cs="Arial"/>
-              </w:rPr>
-              <w:t xml:space="preserve"> a </w:t>
-            </w:r>
-            <w:r>
-              <w:rPr>
-                <w:rFonts w:ascii="Arial" w:hAnsi="Arial" w:cs="Arial"/>
-              </w:rPr>
-              <w:t>08</w:t>
-            </w:r>
-            <w:r>
-              <w:rPr>
-                <w:rFonts w:ascii="Arial" w:hAnsi="Arial" w:cs="Arial"/>
-              </w:rPr>
-              <w:t>/0</w:t>
-            </w:r>
-            <w:r>
-              <w:rPr>
-                <w:rFonts w:ascii="Arial" w:hAnsi="Arial" w:cs="Arial"/>
-              </w:rPr>
-              <w:t>3</w:t>
-            </w:r>
           </w:p>
         </w:tc>
         <w:tc>
@@ -2767,42 +2546,6 @@
                 <w:rFonts w:ascii="Arial" w:hAnsi="Arial" w:cs="Arial"/>
               </w:rPr>
             </w:pPr>
-            <w:r>
-              <w:rPr>
-                <w:rFonts w:ascii="Arial" w:hAnsi="Arial" w:cs="Arial"/>
-              </w:rPr>
-              <w:t>1</w:t>
-            </w:r>
-            <w:r>
-              <w:rPr>
-                <w:rFonts w:ascii="Arial" w:hAnsi="Arial" w:cs="Arial"/>
-              </w:rPr>
-              <w:t xml:space="preserve">0 </w:t>
-            </w:r>
-            <w:r>
-              <w:rPr>
-                <w:rFonts w:ascii="Arial" w:hAnsi="Arial" w:cs="Arial"/>
-              </w:rPr>
-              <w:t xml:space="preserve">a </w:t>
-            </w:r>
-            <w:r>
-              <w:rPr>
-                <w:rFonts w:ascii="Arial" w:hAnsi="Arial" w:cs="Arial"/>
-              </w:rPr>
-              <w:t>15</w:t>
-            </w:r>
-            <w:r>
-              <w:rPr>
-                <w:rFonts w:ascii="Arial" w:hAnsi="Arial" w:cs="Arial"/>
-              </w:rPr>
-              <w:t>/0</w:t>
-            </w:r>
-            <w:r>
-              <w:rPr>
-                <w:rFonts w:ascii="Arial" w:hAnsi="Arial" w:cs="Arial"/>
-              </w:rPr>
-              <w:t>3</w:t>
-            </w:r>
           </w:p>
         </w:tc>
         <w:tc>
@@ -2873,36 +2616,6 @@
                 <w:rFonts w:ascii="Arial" w:hAnsi="Arial" w:cs="Arial"/>
               </w:rPr>
             </w:pPr>
-            <w:r>
-              <w:rPr>
-                <w:rFonts w:ascii="Arial" w:hAnsi="Arial" w:cs="Arial"/>
-              </w:rPr>
-              <w:t>17</w:t>
-            </w:r>
-            <w:r>
-              <w:rPr>
-                <w:rFonts w:ascii="Arial" w:hAnsi="Arial" w:cs="Arial"/>
-              </w:rPr>
-              <w:t xml:space="preserve"> a 2</w:t>
-            </w:r>
-            <w:r>
-              <w:rPr>
-                <w:rFonts w:ascii="Arial" w:hAnsi="Arial" w:cs="Arial"/>
-              </w:rPr>
-              <w:t>2</w:t>
-            </w:r>
-            <w:r>
-              <w:rPr>
-                <w:rFonts w:ascii="Arial" w:hAnsi="Arial" w:cs="Arial"/>
-              </w:rPr>
-              <w:t>/0</w:t>
-            </w:r>
-            <w:r>
-              <w:rPr>
-                <w:rFonts w:ascii="Arial" w:hAnsi="Arial" w:cs="Arial"/>
-              </w:rPr>
-              <w:t>3</w:t>
-            </w:r>
           </w:p>
         </w:tc>
         <w:tc>
@@ -3112,42 +2825,6 @@
                 <w:rFonts w:ascii="Arial" w:hAnsi="Arial" w:cs="Arial"/>
               </w:rPr>
             </w:pPr>
-            <w:r>
-              <w:rPr>
-                <w:rFonts w:ascii="Arial" w:hAnsi="Arial" w:cs="Arial"/>
-              </w:rPr>
-              <w:t>2</w:t>
-            </w:r>
-            <w:r>
-              <w:rPr>
-                <w:rFonts w:ascii="Arial" w:hAnsi="Arial" w:cs="Arial"/>
-              </w:rPr>
-              <w:t>4</w:t>
-            </w:r>
-            <w:r>
-              <w:rPr>
-                <w:rFonts w:ascii="Arial" w:hAnsi="Arial" w:cs="Arial"/>
-              </w:rPr>
-              <w:t xml:space="preserve"> a </w:t>
-            </w:r>
-            <w:r>
-              <w:rPr>
-                <w:rFonts w:ascii="Arial" w:hAnsi="Arial" w:cs="Arial"/>
-              </w:rPr>
-              <w:t>29</w:t>
-            </w:r>
-            <w:r>
-              <w:rPr>
-                <w:rFonts w:ascii="Arial" w:hAnsi="Arial" w:cs="Arial"/>
-              </w:rPr>
-              <w:t>/0</w:t>
-            </w:r>
-            <w:r>
-              <w:rPr>
-                <w:rFonts w:ascii="Arial" w:hAnsi="Arial" w:cs="Arial"/>
-              </w:rPr>
-              <w:t>3</w:t>
-            </w:r>
           </w:p>
         </w:tc>
         <w:tc>
@@ -3372,6 +3049,17 @@
         </w:rPr>
         <w:t xml:space="preserve"> horas</w:t>
       </w:r>
+    </w:p>
+    <w:p>
+      <w:pPr>
+        <w:pStyle w:val="PargrafodaLista"/>
+        <w:spacing w:line="360" w:lineRule="auto"/>
+        <w:ind w:left="426"/>
+        <w:jc w:val="both"/>
+        <w:rPr>
+          <w:rFonts w:ascii="Arial" w:hAnsi="Arial" w:cs="Arial"/>
+        </w:rPr>
+      </w:pPr>
     </w:p>
     <w:p>
       <w:pPr>
@@ -3395,7 +3083,7 @@
           <w:b/>
           <w:bCs/>
         </w:rPr>
-        <w:t>Abril</w:t>
+        <w:t>Junho</w:t>
       </w:r>
     </w:p>
     <w:tbl>
@@ -4014,6 +3702,12 @@
           <w:rFonts w:ascii="Arial" w:hAnsi="Arial" w:cs="Arial"/>
         </w:rPr>
       </w:pPr>
+      <w:r>
+        <w:rPr>
+          <w:rFonts w:ascii="Arial" w:hAnsi="Arial" w:cs="Arial"/>
+        </w:rPr>
+        <w:t xml:space="preserve">Cálculo das horas mensais: </w:t>
+      </w:r>
     </w:p>
     <w:p>
       <w:pPr>
@@ -4029,7 +3723,19 @@
         <w:rPr>
           <w:rFonts w:ascii="Arial" w:hAnsi="Arial" w:cs="Arial"/>
         </w:rPr>
-        <w:t xml:space="preserve">Cálculo das horas mensais: </w:t>
+        <w:t xml:space="preserve">Integrante 1: </w:t>
+      </w:r>
+      <w:r>
+        <w:rPr>
+          <w:rFonts w:ascii="Arial" w:hAnsi="Arial" w:cs="Arial"/>
+        </w:rPr>
+        <w:t>x</w:t>
+      </w:r>
+      <w:r>
+        <w:rPr>
+          <w:rFonts w:ascii="Arial" w:hAnsi="Arial" w:cs="Arial"/>
+        </w:rPr>
+        <w:t xml:space="preserve"> horas</w:t>
       </w:r>
     </w:p>
     <w:p>
@@ -4046,7 +3752,7 @@
         <w:rPr>
           <w:rFonts w:ascii="Arial" w:hAnsi="Arial" w:cs="Arial"/>
         </w:rPr>
-        <w:t xml:space="preserve">Integrante 1: </w:t>
+        <w:t xml:space="preserve">Integrante 2: </w:t>
       </w:r>
       <w:r>
         <w:rPr>
@@ -4075,7 +3781,36 @@
         <w:rPr>
           <w:rFonts w:ascii="Arial" w:hAnsi="Arial" w:cs="Arial"/>
         </w:rPr>
-        <w:t xml:space="preserve">Integrante 2: </w:t>
+        <w:t xml:space="preserve">Integrante 3: </w:t>
+      </w:r>
+      <w:r>
+        <w:rPr>
+          <w:rFonts w:ascii="Arial" w:hAnsi="Arial" w:cs="Arial"/>
+        </w:rPr>
+        <w:t xml:space="preserve">x </w:t>
+      </w:r>
+      <w:r>
+        <w:rPr>
+          <w:rFonts w:ascii="Arial" w:hAnsi="Arial" w:cs="Arial"/>
+        </w:rPr>
+        <w:t>horas</w:t>
+      </w:r>
+    </w:p>
+    <w:p>
+      <w:pPr>
+        <w:pStyle w:val="PargrafodaLista"/>
+        <w:spacing w:line="360" w:lineRule="auto"/>
+        <w:ind w:left="426"/>
+        <w:jc w:val="both"/>
+        <w:rPr>
+          <w:rFonts w:ascii="Arial" w:hAnsi="Arial" w:cs="Arial"/>
+        </w:rPr>
+      </w:pPr>
+      <w:r>
+        <w:rPr>
+          <w:rFonts w:ascii="Arial" w:hAnsi="Arial" w:cs="Arial"/>
+        </w:rPr>
+        <w:t xml:space="preserve">Integrante 4: </w:t>
       </w:r>
       <w:r>
         <w:rPr>
@@ -4104,19 +3839,19 @@
         <w:rPr>
           <w:rFonts w:ascii="Arial" w:hAnsi="Arial" w:cs="Arial"/>
         </w:rPr>
-        <w:t xml:space="preserve">Integrante 3: </w:t>
-      </w:r>
-      <w:r>
-        <w:rPr>
-          <w:rFonts w:ascii="Arial" w:hAnsi="Arial" w:cs="Arial"/>
-        </w:rPr>
-        <w:t xml:space="preserve">x </w:t>
-      </w:r>
-      <w:r>
-        <w:rPr>
-          <w:rFonts w:ascii="Arial" w:hAnsi="Arial" w:cs="Arial"/>
-        </w:rPr>
-        <w:t>horas</w:t>
+        <w:t xml:space="preserve">Integrante 5: </w:t>
+      </w:r>
+      <w:r>
+        <w:rPr>
+          <w:rFonts w:ascii="Arial" w:hAnsi="Arial" w:cs="Arial"/>
+        </w:rPr>
+        <w:t>x</w:t>
+      </w:r>
+      <w:r>
+        <w:rPr>
+          <w:rFonts w:ascii="Arial" w:hAnsi="Arial" w:cs="Arial"/>
+        </w:rPr>
+        <w:t xml:space="preserve"> horas</w:t>
       </w:r>
     </w:p>
     <w:p>
@@ -4129,54 +3864,6 @@
           <w:rFonts w:ascii="Arial" w:hAnsi="Arial" w:cs="Arial"/>
         </w:rPr>
       </w:pPr>
-      <w:r>
-        <w:rPr>
-          <w:rFonts w:ascii="Arial" w:hAnsi="Arial" w:cs="Arial"/>
-        </w:rPr>
-        <w:t xml:space="preserve">Integrante 4: </w:t>
-      </w:r>
-      <w:r>
-        <w:rPr>
-          <w:rFonts w:ascii="Arial" w:hAnsi="Arial" w:cs="Arial"/>
-        </w:rPr>
-        <w:t>x</w:t>
-      </w:r>
-      <w:r>
-        <w:rPr>
-          <w:rFonts w:ascii="Arial" w:hAnsi="Arial" w:cs="Arial"/>
-        </w:rPr>
-        <w:t xml:space="preserve"> horas</w:t>
-      </w:r>
-    </w:p>
-    <w:p>
-      <w:pPr>
-        <w:pStyle w:val="PargrafodaLista"/>
-        <w:spacing w:line="360" w:lineRule="auto"/>
-        <w:ind w:left="426"/>
-        <w:jc w:val="both"/>
-        <w:rPr>
-          <w:rFonts w:ascii="Arial" w:hAnsi="Arial" w:cs="Arial"/>
-        </w:rPr>
-      </w:pPr>
-      <w:r>
-        <w:rPr>
-          <w:rFonts w:ascii="Arial" w:hAnsi="Arial" w:cs="Arial"/>
-        </w:rPr>
-        <w:lastRenderedPageBreak/>
-        <w:t xml:space="preserve">Integrante 5: </w:t>
-      </w:r>
-      <w:r>
-        <w:rPr>
-          <w:rFonts w:ascii="Arial" w:hAnsi="Arial" w:cs="Arial"/>
-        </w:rPr>
-        <w:t>x</w:t>
-      </w:r>
-      <w:r>
-        <w:rPr>
-          <w:rFonts w:ascii="Arial" w:hAnsi="Arial" w:cs="Arial"/>
-        </w:rPr>
-        <w:t xml:space="preserve"> horas</w:t>
-      </w:r>
     </w:p>
     <w:p>
       <w:pPr>
@@ -4211,7 +3898,7 @@
           <w:b/>
           <w:bCs/>
         </w:rPr>
-        <w:t>Maio</w:t>
+        <w:t>Julho</w:t>
       </w:r>
     </w:p>
     <w:tbl>
@@ -4830,6 +4517,12 @@
           <w:rFonts w:ascii="Arial" w:hAnsi="Arial" w:cs="Arial"/>
         </w:rPr>
       </w:pPr>
+      <w:r>
+        <w:rPr>
+          <w:rFonts w:ascii="Arial" w:hAnsi="Arial" w:cs="Arial"/>
+        </w:rPr>
+        <w:t xml:space="preserve">Cálculo das horas mensais: </w:t>
+      </w:r>
     </w:p>
     <w:p>
       <w:pPr>
@@ -4845,7 +4538,19 @@
         <w:rPr>
           <w:rFonts w:ascii="Arial" w:hAnsi="Arial" w:cs="Arial"/>
         </w:rPr>
-        <w:t xml:space="preserve">Cálculo das horas mensais: </w:t>
+        <w:t xml:space="preserve">Integrante 1: </w:t>
+      </w:r>
+      <w:r>
+        <w:rPr>
+          <w:rFonts w:ascii="Arial" w:hAnsi="Arial" w:cs="Arial"/>
+        </w:rPr>
+        <w:t>x</w:t>
+      </w:r>
+      <w:r>
+        <w:rPr>
+          <w:rFonts w:ascii="Arial" w:hAnsi="Arial" w:cs="Arial"/>
+        </w:rPr>
+        <w:t xml:space="preserve"> horas</w:t>
       </w:r>
     </w:p>
     <w:p>
@@ -4862,7 +4567,7 @@
         <w:rPr>
           <w:rFonts w:ascii="Arial" w:hAnsi="Arial" w:cs="Arial"/>
         </w:rPr>
-        <w:t xml:space="preserve">Integrante 1: </w:t>
+        <w:t xml:space="preserve">Integrante 2: </w:t>
       </w:r>
       <w:r>
         <w:rPr>
@@ -4891,7 +4596,36 @@
         <w:rPr>
           <w:rFonts w:ascii="Arial" w:hAnsi="Arial" w:cs="Arial"/>
         </w:rPr>
-        <w:t xml:space="preserve">Integrante 2: </w:t>
+        <w:t xml:space="preserve">Integrante 3: </w:t>
+      </w:r>
+      <w:r>
+        <w:rPr>
+          <w:rFonts w:ascii="Arial" w:hAnsi="Arial" w:cs="Arial"/>
+        </w:rPr>
+        <w:t xml:space="preserve">x </w:t>
+      </w:r>
+      <w:r>
+        <w:rPr>
+          <w:rFonts w:ascii="Arial" w:hAnsi="Arial" w:cs="Arial"/>
+        </w:rPr>
+        <w:t>horas</w:t>
+      </w:r>
+    </w:p>
+    <w:p>
+      <w:pPr>
+        <w:pStyle w:val="PargrafodaLista"/>
+        <w:spacing w:line="360" w:lineRule="auto"/>
+        <w:ind w:left="426"/>
+        <w:jc w:val="both"/>
+        <w:rPr>
+          <w:rFonts w:ascii="Arial" w:hAnsi="Arial" w:cs="Arial"/>
+        </w:rPr>
+      </w:pPr>
+      <w:r>
+        <w:rPr>
+          <w:rFonts w:ascii="Arial" w:hAnsi="Arial" w:cs="Arial"/>
+        </w:rPr>
+        <w:t xml:space="preserve">Integrante 4: </w:t>
       </w:r>
       <w:r>
         <w:rPr>
@@ -4920,36 +4654,7 @@
         <w:rPr>
           <w:rFonts w:ascii="Arial" w:hAnsi="Arial" w:cs="Arial"/>
         </w:rPr>
-        <w:t xml:space="preserve">Integrante 3: </w:t>
-      </w:r>
-      <w:r>
-        <w:rPr>
-          <w:rFonts w:ascii="Arial" w:hAnsi="Arial" w:cs="Arial"/>
-        </w:rPr>
-        <w:t xml:space="preserve">x </w:t>
-      </w:r>
-      <w:r>
-        <w:rPr>
-          <w:rFonts w:ascii="Arial" w:hAnsi="Arial" w:cs="Arial"/>
-        </w:rPr>
-        <w:t>horas</w:t>
-      </w:r>
-    </w:p>
-    <w:p>
-      <w:pPr>
-        <w:pStyle w:val="PargrafodaLista"/>
-        <w:spacing w:line="360" w:lineRule="auto"/>
-        <w:ind w:left="426"/>
-        <w:jc w:val="both"/>
-        <w:rPr>
-          <w:rFonts w:ascii="Arial" w:hAnsi="Arial" w:cs="Arial"/>
-        </w:rPr>
-      </w:pPr>
-      <w:r>
-        <w:rPr>
-          <w:rFonts w:ascii="Arial" w:hAnsi="Arial" w:cs="Arial"/>
-        </w:rPr>
-        <w:t xml:space="preserve">Integrante 4: </w:t>
+        <w:t xml:space="preserve">Integrante 5: </w:t>
       </w:r>
       <w:r>
         <w:rPr>
@@ -4966,38 +4671,7 @@
     </w:p>
     <w:p>
       <w:pPr>
-        <w:pStyle w:val="PargrafodaLista"/>
-        <w:spacing w:line="360" w:lineRule="auto"/>
-        <w:ind w:left="426"/>
-        <w:jc w:val="both"/>
-        <w:rPr>
-          <w:rFonts w:ascii="Arial" w:hAnsi="Arial" w:cs="Arial"/>
-        </w:rPr>
-      </w:pPr>
-      <w:r>
-        <w:rPr>
-          <w:rFonts w:ascii="Arial" w:hAnsi="Arial" w:cs="Arial"/>
-        </w:rPr>
-        <w:t xml:space="preserve">Integrante 5: </w:t>
-      </w:r>
-      <w:r>
-        <w:rPr>
-          <w:rFonts w:ascii="Arial" w:hAnsi="Arial" w:cs="Arial"/>
-        </w:rPr>
-        <w:t>x</w:t>
-      </w:r>
-      <w:r>
-        <w:rPr>
-          <w:rFonts w:ascii="Arial" w:hAnsi="Arial" w:cs="Arial"/>
-        </w:rPr>
-        <w:t xml:space="preserve"> horas</w:t>
-      </w:r>
-    </w:p>
-    <w:p>
-      <w:pPr>
-        <w:pStyle w:val="PargrafodaLista"/>
-        <w:spacing w:line="360" w:lineRule="auto"/>
-        <w:ind w:left="426"/>
+        <w:spacing w:line="360" w:lineRule="auto"/>
         <w:jc w:val="both"/>
         <w:rPr>
           <w:rFonts w:ascii="Arial" w:hAnsi="Arial" w:cs="Arial"/>
@@ -5026,7 +4700,7 @@
           <w:b/>
           <w:bCs/>
         </w:rPr>
-        <w:t>Junho</w:t>
+        <w:t>Agosto</w:t>
       </w:r>
     </w:p>
     <w:tbl>
@@ -5799,20 +5473,7 @@
     </w:p>
     <w:p>
       <w:pPr>
-        <w:pStyle w:val="PargrafodaLista"/>
-        <w:spacing w:line="360" w:lineRule="auto"/>
-        <w:ind w:left="426"/>
-        <w:jc w:val="both"/>
-        <w:rPr>
-          <w:rFonts w:ascii="Arial" w:hAnsi="Arial" w:cs="Arial"/>
-        </w:rPr>
-      </w:pPr>
-    </w:p>
-    <w:p>
-      <w:pPr>
-        <w:pStyle w:val="PargrafodaLista"/>
-        <w:spacing w:line="360" w:lineRule="auto"/>
-        <w:ind w:left="426"/>
+        <w:spacing w:line="360" w:lineRule="auto"/>
         <w:jc w:val="both"/>
         <w:rPr>
           <w:rFonts w:ascii="Arial" w:hAnsi="Arial" w:cs="Arial"/>
@@ -5841,8 +5502,7 @@
           <w:b/>
           <w:bCs/>
         </w:rPr>
-        <w:lastRenderedPageBreak/>
-        <w:t>Julho</w:t>
+        <w:t>Setembro</w:t>
       </w:r>
     </w:p>
     <w:tbl>
@@ -6644,7 +6304,7 @@
           <w:b/>
           <w:bCs/>
         </w:rPr>
-        <w:t>Agosto</w:t>
+        <w:t>Outubro</w:t>
       </w:r>
     </w:p>
     <w:tbl>
@@ -7446,7 +7106,7 @@
           <w:b/>
           <w:bCs/>
         </w:rPr>
-        <w:t>Setembro</w:t>
+        <w:t>Novembro</w:t>
       </w:r>
     </w:p>
     <w:tbl>
@@ -7485,7 +7145,6 @@
                 <w:b/>
                 <w:bCs/>
               </w:rPr>
-              <w:lastRenderedPageBreak/>
               <w:t>Período</w:t>
             </w:r>
           </w:p>
@@ -8058,165 +7717,12 @@
     </w:tbl>
     <w:p>
       <w:pPr>
-        <w:pStyle w:val="PargrafodaLista"/>
-        <w:spacing w:line="360" w:lineRule="auto"/>
-        <w:ind w:left="426"/>
-        <w:jc w:val="both"/>
-        <w:rPr>
-          <w:rFonts w:ascii="Arial" w:hAnsi="Arial" w:cs="Arial"/>
-        </w:rPr>
-      </w:pPr>
-      <w:r>
-        <w:rPr>
-          <w:rFonts w:ascii="Arial" w:hAnsi="Arial" w:cs="Arial"/>
-        </w:rPr>
-        <w:t xml:space="preserve">Cálculo das horas mensais: </w:t>
-      </w:r>
-    </w:p>
-    <w:p>
-      <w:pPr>
-        <w:pStyle w:val="PargrafodaLista"/>
-        <w:spacing w:line="360" w:lineRule="auto"/>
-        <w:ind w:left="426"/>
-        <w:jc w:val="both"/>
-        <w:rPr>
-          <w:rFonts w:ascii="Arial" w:hAnsi="Arial" w:cs="Arial"/>
-        </w:rPr>
-      </w:pPr>
-      <w:r>
-        <w:rPr>
-          <w:rFonts w:ascii="Arial" w:hAnsi="Arial" w:cs="Arial"/>
-        </w:rPr>
-        <w:t xml:space="preserve">Integrante 1: </w:t>
-      </w:r>
-      <w:r>
-        <w:rPr>
-          <w:rFonts w:ascii="Arial" w:hAnsi="Arial" w:cs="Arial"/>
-        </w:rPr>
-        <w:t>x</w:t>
-      </w:r>
-      <w:r>
-        <w:rPr>
-          <w:rFonts w:ascii="Arial" w:hAnsi="Arial" w:cs="Arial"/>
-        </w:rPr>
-        <w:t xml:space="preserve"> horas</w:t>
-      </w:r>
-    </w:p>
-    <w:p>
-      <w:pPr>
-        <w:pStyle w:val="PargrafodaLista"/>
-        <w:spacing w:line="360" w:lineRule="auto"/>
-        <w:ind w:left="426"/>
-        <w:jc w:val="both"/>
-        <w:rPr>
-          <w:rFonts w:ascii="Arial" w:hAnsi="Arial" w:cs="Arial"/>
-        </w:rPr>
-      </w:pPr>
-      <w:r>
-        <w:rPr>
-          <w:rFonts w:ascii="Arial" w:hAnsi="Arial" w:cs="Arial"/>
-        </w:rPr>
-        <w:t xml:space="preserve">Integrante 2: </w:t>
-      </w:r>
-      <w:r>
-        <w:rPr>
-          <w:rFonts w:ascii="Arial" w:hAnsi="Arial" w:cs="Arial"/>
-        </w:rPr>
-        <w:t>x</w:t>
-      </w:r>
-      <w:r>
-        <w:rPr>
-          <w:rFonts w:ascii="Arial" w:hAnsi="Arial" w:cs="Arial"/>
-        </w:rPr>
-        <w:t xml:space="preserve"> horas</w:t>
-      </w:r>
-    </w:p>
-    <w:p>
-      <w:pPr>
-        <w:pStyle w:val="PargrafodaLista"/>
-        <w:spacing w:line="360" w:lineRule="auto"/>
-        <w:ind w:left="426"/>
-        <w:jc w:val="both"/>
-        <w:rPr>
-          <w:rFonts w:ascii="Arial" w:hAnsi="Arial" w:cs="Arial"/>
-        </w:rPr>
-      </w:pPr>
-      <w:r>
-        <w:rPr>
-          <w:rFonts w:ascii="Arial" w:hAnsi="Arial" w:cs="Arial"/>
-        </w:rPr>
-        <w:t xml:space="preserve">Integrante 3: </w:t>
-      </w:r>
-      <w:r>
-        <w:rPr>
-          <w:rFonts w:ascii="Arial" w:hAnsi="Arial" w:cs="Arial"/>
-        </w:rPr>
-        <w:t xml:space="preserve">x </w:t>
-      </w:r>
-      <w:r>
-        <w:rPr>
-          <w:rFonts w:ascii="Arial" w:hAnsi="Arial" w:cs="Arial"/>
-        </w:rPr>
-        <w:t>horas</w:t>
-      </w:r>
-    </w:p>
-    <w:p>
-      <w:pPr>
-        <w:pStyle w:val="PargrafodaLista"/>
-        <w:spacing w:line="360" w:lineRule="auto"/>
-        <w:ind w:left="426"/>
-        <w:jc w:val="both"/>
-        <w:rPr>
-          <w:rFonts w:ascii="Arial" w:hAnsi="Arial" w:cs="Arial"/>
-        </w:rPr>
-      </w:pPr>
-      <w:r>
-        <w:rPr>
-          <w:rFonts w:ascii="Arial" w:hAnsi="Arial" w:cs="Arial"/>
-        </w:rPr>
-        <w:t xml:space="preserve">Integrante 4: </w:t>
-      </w:r>
-      <w:r>
-        <w:rPr>
-          <w:rFonts w:ascii="Arial" w:hAnsi="Arial" w:cs="Arial"/>
-        </w:rPr>
-        <w:t>x</w:t>
-      </w:r>
-      <w:r>
-        <w:rPr>
-          <w:rFonts w:ascii="Arial" w:hAnsi="Arial" w:cs="Arial"/>
-        </w:rPr>
-        <w:t xml:space="preserve"> horas</w:t>
-      </w:r>
-    </w:p>
-    <w:p>
-      <w:pPr>
-        <w:pStyle w:val="PargrafodaLista"/>
-        <w:spacing w:line="360" w:lineRule="auto"/>
-        <w:ind w:left="426"/>
-        <w:jc w:val="both"/>
-        <w:rPr>
-          <w:rFonts w:ascii="Arial" w:hAnsi="Arial" w:cs="Arial"/>
-        </w:rPr>
-      </w:pPr>
-      <w:r>
-        <w:rPr>
-          <w:rFonts w:ascii="Arial" w:hAnsi="Arial" w:cs="Arial"/>
-        </w:rPr>
-        <w:t xml:space="preserve">Integrante 5: </w:t>
-      </w:r>
-      <w:r>
-        <w:rPr>
-          <w:rFonts w:ascii="Arial" w:hAnsi="Arial" w:cs="Arial"/>
-        </w:rPr>
-        <w:t>x</w:t>
-      </w:r>
-      <w:r>
-        <w:rPr>
-          <w:rFonts w:ascii="Arial" w:hAnsi="Arial" w:cs="Arial"/>
-        </w:rPr>
-        <w:t xml:space="preserve"> horas</w:t>
-      </w:r>
+        <w:spacing w:line="360" w:lineRule="auto"/>
+        <w:jc w:val="both"/>
+        <w:rPr>
+          <w:rFonts w:ascii="Arial" w:hAnsi="Arial" w:cs="Arial"/>
+        </w:rPr>
+      </w:pPr>
     </w:p>
     <w:p>
       <w:pPr>
@@ -8235,7 +7741,6 @@
           <w:numId w:val="1"/>
         </w:numPr>
         <w:spacing w:line="360" w:lineRule="auto"/>
-        <w:ind w:left="426"/>
         <w:jc w:val="both"/>
         <w:rPr>
           <w:rFonts w:ascii="Arial" w:hAnsi="Arial" w:cs="Arial"/>
@@ -8249,615 +7754,9 @@
           <w:b/>
           <w:bCs/>
         </w:rPr>
-        <w:t>Outubro</w:t>
-      </w:r>
-    </w:p>
-    <w:tbl>
-      <w:tblPr>
-        <w:tblStyle w:val="Tabelacomgrade"/>
-        <w:tblW w:w="0" w:type="auto"/>
-        <w:tblInd w:w="426" w:type="dxa"/>
-        <w:tblLook w:val="04A0" w:firstRow="1" w:lastRow="0" w:firstColumn="1" w:lastColumn="0" w:noHBand="0" w:noVBand="1"/>
-      </w:tblPr>
-      <w:tblGrid>
-        <w:gridCol w:w="1816"/>
-        <w:gridCol w:w="1722"/>
-        <w:gridCol w:w="2758"/>
-        <w:gridCol w:w="1772"/>
-      </w:tblGrid>
-      <w:tr>
-        <w:tc>
-          <w:tcPr>
-            <w:tcW w:w="1816" w:type="dxa"/>
-          </w:tcPr>
-          <w:p>
-            <w:pPr>
-              <w:pStyle w:val="PargrafodaLista"/>
-              <w:spacing w:line="360" w:lineRule="auto"/>
-              <w:ind w:left="0"/>
-              <w:jc w:val="both"/>
-              <w:rPr>
-                <w:rFonts w:ascii="Arial" w:hAnsi="Arial" w:cs="Arial"/>
-                <w:b/>
-                <w:bCs/>
-              </w:rPr>
-            </w:pPr>
-            <w:r>
-              <w:rPr>
-                <w:rFonts w:ascii="Arial" w:hAnsi="Arial" w:cs="Arial"/>
-                <w:b/>
-                <w:bCs/>
-              </w:rPr>
-              <w:t>Período</w:t>
-            </w:r>
-          </w:p>
-        </w:tc>
-        <w:tc>
-          <w:tcPr>
-            <w:tcW w:w="1722" w:type="dxa"/>
-          </w:tcPr>
-          <w:p>
-            <w:pPr>
-              <w:pStyle w:val="PargrafodaLista"/>
-              <w:spacing w:line="360" w:lineRule="auto"/>
-              <w:ind w:left="0"/>
-              <w:jc w:val="both"/>
-              <w:rPr>
-                <w:rFonts w:ascii="Arial" w:hAnsi="Arial" w:cs="Arial"/>
-                <w:b/>
-                <w:bCs/>
-              </w:rPr>
-            </w:pPr>
-            <w:r>
-              <w:rPr>
-                <w:rFonts w:ascii="Arial" w:hAnsi="Arial" w:cs="Arial"/>
-                <w:b/>
-                <w:bCs/>
-              </w:rPr>
-              <w:t>Integrantes</w:t>
-            </w:r>
-          </w:p>
-        </w:tc>
-        <w:tc>
-          <w:tcPr>
-            <w:tcW w:w="2758" w:type="dxa"/>
-          </w:tcPr>
-          <w:p>
-            <w:pPr>
-              <w:pStyle w:val="PargrafodaLista"/>
-              <w:spacing w:line="360" w:lineRule="auto"/>
-              <w:ind w:left="0"/>
-              <w:jc w:val="both"/>
-              <w:rPr>
-                <w:rFonts w:ascii="Arial" w:hAnsi="Arial" w:cs="Arial"/>
-                <w:b/>
-                <w:bCs/>
-              </w:rPr>
-            </w:pPr>
-            <w:r>
-              <w:rPr>
-                <w:rFonts w:ascii="Arial" w:hAnsi="Arial" w:cs="Arial"/>
-                <w:b/>
-                <w:bCs/>
-              </w:rPr>
-              <w:t>Descrição das atividades</w:t>
-            </w:r>
-          </w:p>
-        </w:tc>
-        <w:tc>
-          <w:tcPr>
-            <w:tcW w:w="1772" w:type="dxa"/>
-          </w:tcPr>
-          <w:p>
-            <w:pPr>
-              <w:pStyle w:val="PargrafodaLista"/>
-              <w:spacing w:line="360" w:lineRule="auto"/>
-              <w:ind w:left="0"/>
-              <w:jc w:val="both"/>
-              <w:rPr>
-                <w:rFonts w:ascii="Arial" w:hAnsi="Arial" w:cs="Arial"/>
-                <w:b/>
-                <w:bCs/>
-              </w:rPr>
-            </w:pPr>
-            <w:r>
-              <w:rPr>
-                <w:rFonts w:ascii="Arial" w:hAnsi="Arial" w:cs="Arial"/>
-                <w:b/>
-                <w:bCs/>
-              </w:rPr>
-              <w:t>Horas</w:t>
-            </w:r>
-          </w:p>
-        </w:tc>
-      </w:tr>
-      <w:tr>
-        <w:trPr>
-          <w:trHeight w:val="150"/>
-        </w:trPr>
-        <w:tc>
-          <w:tcPr>
-            <w:tcW w:w="1816" w:type="dxa"/>
-            <w:vMerge w:val="restart"/>
-            <w:vAlign w:val="center"/>
-          </w:tcPr>
-          <w:p>
-            <w:pPr>
-              <w:pStyle w:val="PargrafodaLista"/>
-              <w:spacing w:line="360" w:lineRule="auto"/>
-              <w:ind w:left="0"/>
-              <w:jc w:val="both"/>
-              <w:rPr>
-                <w:rFonts w:ascii="Arial" w:hAnsi="Arial" w:cs="Arial"/>
-              </w:rPr>
-            </w:pPr>
-          </w:p>
-        </w:tc>
-        <w:tc>
-          <w:tcPr>
-            <w:tcW w:w="1722" w:type="dxa"/>
-          </w:tcPr>
-          <w:p>
-            <w:pPr>
-              <w:pStyle w:val="PargrafodaLista"/>
-              <w:spacing w:line="360" w:lineRule="auto"/>
-              <w:ind w:left="0"/>
-              <w:jc w:val="both"/>
-              <w:rPr>
-                <w:rFonts w:ascii="Arial" w:hAnsi="Arial" w:cs="Arial"/>
-              </w:rPr>
-            </w:pPr>
-          </w:p>
-        </w:tc>
-        <w:tc>
-          <w:tcPr>
-            <w:tcW w:w="2758" w:type="dxa"/>
-          </w:tcPr>
-          <w:p>
-            <w:pPr>
-              <w:pStyle w:val="PargrafodaLista"/>
-              <w:spacing w:line="360" w:lineRule="auto"/>
-              <w:ind w:left="0"/>
-              <w:jc w:val="both"/>
-              <w:rPr>
-                <w:rFonts w:ascii="Arial" w:hAnsi="Arial" w:cs="Arial"/>
-              </w:rPr>
-            </w:pPr>
-          </w:p>
-        </w:tc>
-        <w:tc>
-          <w:tcPr>
-            <w:tcW w:w="1772" w:type="dxa"/>
-          </w:tcPr>
-          <w:p>
-            <w:pPr>
-              <w:pStyle w:val="PargrafodaLista"/>
-              <w:spacing w:line="360" w:lineRule="auto"/>
-              <w:ind w:left="0"/>
-              <w:jc w:val="both"/>
-              <w:rPr>
-                <w:rFonts w:ascii="Arial" w:hAnsi="Arial" w:cs="Arial"/>
-              </w:rPr>
-            </w:pPr>
-          </w:p>
-        </w:tc>
-      </w:tr>
-      <w:tr>
-        <w:trPr>
-          <w:trHeight w:val="149"/>
-        </w:trPr>
-        <w:tc>
-          <w:tcPr>
-            <w:tcW w:w="1816" w:type="dxa"/>
-            <w:vMerge/>
-          </w:tcPr>
-          <w:p>
-            <w:pPr>
-              <w:pStyle w:val="PargrafodaLista"/>
-              <w:spacing w:line="360" w:lineRule="auto"/>
-              <w:ind w:left="0"/>
-              <w:jc w:val="both"/>
-              <w:rPr>
-                <w:rFonts w:ascii="Arial" w:hAnsi="Arial" w:cs="Arial"/>
-              </w:rPr>
-            </w:pPr>
-          </w:p>
-        </w:tc>
-        <w:tc>
-          <w:tcPr>
-            <w:tcW w:w="1722" w:type="dxa"/>
-          </w:tcPr>
-          <w:p>
-            <w:pPr>
-              <w:pStyle w:val="PargrafodaLista"/>
-              <w:spacing w:line="360" w:lineRule="auto"/>
-              <w:ind w:left="0"/>
-              <w:jc w:val="both"/>
-              <w:rPr>
-                <w:rFonts w:ascii="Arial" w:hAnsi="Arial" w:cs="Arial"/>
-              </w:rPr>
-            </w:pPr>
-          </w:p>
-        </w:tc>
-        <w:tc>
-          <w:tcPr>
-            <w:tcW w:w="2758" w:type="dxa"/>
-          </w:tcPr>
-          <w:p>
-            <w:pPr>
-              <w:pStyle w:val="PargrafodaLista"/>
-              <w:spacing w:line="360" w:lineRule="auto"/>
-              <w:ind w:left="0"/>
-              <w:jc w:val="both"/>
-              <w:rPr>
-                <w:rFonts w:ascii="Arial" w:hAnsi="Arial" w:cs="Arial"/>
-              </w:rPr>
-            </w:pPr>
-          </w:p>
-        </w:tc>
-        <w:tc>
-          <w:tcPr>
-            <w:tcW w:w="1772" w:type="dxa"/>
-          </w:tcPr>
-          <w:p>
-            <w:pPr>
-              <w:pStyle w:val="PargrafodaLista"/>
-              <w:spacing w:line="360" w:lineRule="auto"/>
-              <w:ind w:left="0"/>
-              <w:jc w:val="both"/>
-              <w:rPr>
-                <w:rFonts w:ascii="Arial" w:hAnsi="Arial" w:cs="Arial"/>
-              </w:rPr>
-            </w:pPr>
-          </w:p>
-        </w:tc>
-      </w:tr>
-      <w:tr>
-        <w:tc>
-          <w:tcPr>
-            <w:tcW w:w="1816" w:type="dxa"/>
-          </w:tcPr>
-          <w:p>
-            <w:pPr>
-              <w:pStyle w:val="PargrafodaLista"/>
-              <w:spacing w:line="360" w:lineRule="auto"/>
-              <w:ind w:left="0"/>
-              <w:jc w:val="both"/>
-              <w:rPr>
-                <w:rFonts w:ascii="Arial" w:hAnsi="Arial" w:cs="Arial"/>
-              </w:rPr>
-            </w:pPr>
-          </w:p>
-        </w:tc>
-        <w:tc>
-          <w:tcPr>
-            <w:tcW w:w="1722" w:type="dxa"/>
-          </w:tcPr>
-          <w:p>
-            <w:pPr>
-              <w:pStyle w:val="PargrafodaLista"/>
-              <w:spacing w:line="360" w:lineRule="auto"/>
-              <w:ind w:left="0"/>
-              <w:jc w:val="both"/>
-              <w:rPr>
-                <w:rFonts w:ascii="Arial" w:hAnsi="Arial" w:cs="Arial"/>
-              </w:rPr>
-            </w:pPr>
-          </w:p>
-        </w:tc>
-        <w:tc>
-          <w:tcPr>
-            <w:tcW w:w="2758" w:type="dxa"/>
-          </w:tcPr>
-          <w:p>
-            <w:pPr>
-              <w:pStyle w:val="PargrafodaLista"/>
-              <w:spacing w:line="360" w:lineRule="auto"/>
-              <w:ind w:left="0"/>
-              <w:jc w:val="both"/>
-              <w:rPr>
-                <w:rFonts w:ascii="Arial" w:hAnsi="Arial" w:cs="Arial"/>
-              </w:rPr>
-            </w:pPr>
-          </w:p>
-        </w:tc>
-        <w:tc>
-          <w:tcPr>
-            <w:tcW w:w="1772" w:type="dxa"/>
-          </w:tcPr>
-          <w:p>
-            <w:pPr>
-              <w:pStyle w:val="PargrafodaLista"/>
-              <w:spacing w:line="360" w:lineRule="auto"/>
-              <w:ind w:left="0"/>
-              <w:jc w:val="both"/>
-              <w:rPr>
-                <w:rFonts w:ascii="Arial" w:hAnsi="Arial" w:cs="Arial"/>
-              </w:rPr>
-            </w:pPr>
-          </w:p>
-        </w:tc>
-      </w:tr>
-      <w:tr>
-        <w:trPr>
-          <w:trHeight w:val="101"/>
-        </w:trPr>
-        <w:tc>
-          <w:tcPr>
-            <w:tcW w:w="1816" w:type="dxa"/>
-            <w:vMerge w:val="restart"/>
-          </w:tcPr>
-          <w:p>
-            <w:pPr>
-              <w:pStyle w:val="PargrafodaLista"/>
-              <w:spacing w:line="360" w:lineRule="auto"/>
-              <w:ind w:left="0"/>
-              <w:jc w:val="both"/>
-              <w:rPr>
-                <w:rFonts w:ascii="Arial" w:hAnsi="Arial" w:cs="Arial"/>
-              </w:rPr>
-            </w:pPr>
-          </w:p>
-        </w:tc>
-        <w:tc>
-          <w:tcPr>
-            <w:tcW w:w="1722" w:type="dxa"/>
-          </w:tcPr>
-          <w:p>
-            <w:pPr>
-              <w:pStyle w:val="PargrafodaLista"/>
-              <w:spacing w:line="360" w:lineRule="auto"/>
-              <w:ind w:left="0"/>
-              <w:jc w:val="both"/>
-              <w:rPr>
-                <w:rFonts w:ascii="Arial" w:hAnsi="Arial" w:cs="Arial"/>
-              </w:rPr>
-            </w:pPr>
-          </w:p>
-        </w:tc>
-        <w:tc>
-          <w:tcPr>
-            <w:tcW w:w="2758" w:type="dxa"/>
-          </w:tcPr>
-          <w:p>
-            <w:pPr>
-              <w:pStyle w:val="PargrafodaLista"/>
-              <w:spacing w:line="360" w:lineRule="auto"/>
-              <w:ind w:left="0"/>
-              <w:jc w:val="both"/>
-              <w:rPr>
-                <w:rFonts w:ascii="Arial" w:hAnsi="Arial" w:cs="Arial"/>
-              </w:rPr>
-            </w:pPr>
-          </w:p>
-        </w:tc>
-        <w:tc>
-          <w:tcPr>
-            <w:tcW w:w="1772" w:type="dxa"/>
-          </w:tcPr>
-          <w:p>
-            <w:pPr>
-              <w:pStyle w:val="PargrafodaLista"/>
-              <w:spacing w:line="360" w:lineRule="auto"/>
-              <w:ind w:left="0"/>
-              <w:jc w:val="both"/>
-              <w:rPr>
-                <w:rFonts w:ascii="Arial" w:hAnsi="Arial" w:cs="Arial"/>
-              </w:rPr>
-            </w:pPr>
-          </w:p>
-        </w:tc>
-      </w:tr>
-      <w:tr>
-        <w:trPr>
-          <w:trHeight w:val="99"/>
-        </w:trPr>
-        <w:tc>
-          <w:tcPr>
-            <w:tcW w:w="1816" w:type="dxa"/>
-            <w:vMerge/>
-          </w:tcPr>
-          <w:p>
-            <w:pPr>
-              <w:pStyle w:val="PargrafodaLista"/>
-              <w:spacing w:line="360" w:lineRule="auto"/>
-              <w:ind w:left="0"/>
-              <w:jc w:val="both"/>
-              <w:rPr>
-                <w:rFonts w:ascii="Arial" w:hAnsi="Arial" w:cs="Arial"/>
-              </w:rPr>
-            </w:pPr>
-          </w:p>
-        </w:tc>
-        <w:tc>
-          <w:tcPr>
-            <w:tcW w:w="1722" w:type="dxa"/>
-          </w:tcPr>
-          <w:p>
-            <w:pPr>
-              <w:pStyle w:val="PargrafodaLista"/>
-              <w:spacing w:line="360" w:lineRule="auto"/>
-              <w:ind w:left="0"/>
-              <w:jc w:val="both"/>
-              <w:rPr>
-                <w:rFonts w:ascii="Arial" w:hAnsi="Arial" w:cs="Arial"/>
-              </w:rPr>
-            </w:pPr>
-          </w:p>
-        </w:tc>
-        <w:tc>
-          <w:tcPr>
-            <w:tcW w:w="2758" w:type="dxa"/>
-          </w:tcPr>
-          <w:p>
-            <w:pPr>
-              <w:pStyle w:val="PargrafodaLista"/>
-              <w:spacing w:line="360" w:lineRule="auto"/>
-              <w:ind w:left="0"/>
-              <w:jc w:val="both"/>
-              <w:rPr>
-                <w:rFonts w:ascii="Arial" w:hAnsi="Arial" w:cs="Arial"/>
-              </w:rPr>
-            </w:pPr>
-          </w:p>
-        </w:tc>
-        <w:tc>
-          <w:tcPr>
-            <w:tcW w:w="1772" w:type="dxa"/>
-          </w:tcPr>
-          <w:p>
-            <w:pPr>
-              <w:pStyle w:val="PargrafodaLista"/>
-              <w:spacing w:line="360" w:lineRule="auto"/>
-              <w:ind w:left="0"/>
-              <w:jc w:val="both"/>
-              <w:rPr>
-                <w:rFonts w:ascii="Arial" w:hAnsi="Arial" w:cs="Arial"/>
-              </w:rPr>
-            </w:pPr>
-          </w:p>
-        </w:tc>
-      </w:tr>
-      <w:tr>
-        <w:trPr>
-          <w:trHeight w:val="99"/>
-        </w:trPr>
-        <w:tc>
-          <w:tcPr>
-            <w:tcW w:w="1816" w:type="dxa"/>
-            <w:vMerge/>
-          </w:tcPr>
-          <w:p>
-            <w:pPr>
-              <w:pStyle w:val="PargrafodaLista"/>
-              <w:spacing w:line="360" w:lineRule="auto"/>
-              <w:ind w:left="0"/>
-              <w:jc w:val="both"/>
-              <w:rPr>
-                <w:rFonts w:ascii="Arial" w:hAnsi="Arial" w:cs="Arial"/>
-              </w:rPr>
-            </w:pPr>
-          </w:p>
-        </w:tc>
-        <w:tc>
-          <w:tcPr>
-            <w:tcW w:w="1722" w:type="dxa"/>
-          </w:tcPr>
-          <w:p>
-            <w:pPr>
-              <w:pStyle w:val="PargrafodaLista"/>
-              <w:spacing w:line="360" w:lineRule="auto"/>
-              <w:ind w:left="0"/>
-              <w:jc w:val="both"/>
-              <w:rPr>
-                <w:rFonts w:ascii="Arial" w:hAnsi="Arial" w:cs="Arial"/>
-              </w:rPr>
-            </w:pPr>
-          </w:p>
-        </w:tc>
-        <w:tc>
-          <w:tcPr>
-            <w:tcW w:w="2758" w:type="dxa"/>
-          </w:tcPr>
-          <w:p>
-            <w:pPr>
-              <w:pStyle w:val="PargrafodaLista"/>
-              <w:spacing w:line="360" w:lineRule="auto"/>
-              <w:ind w:left="0"/>
-              <w:jc w:val="both"/>
-              <w:rPr>
-                <w:rFonts w:ascii="Arial" w:hAnsi="Arial" w:cs="Arial"/>
-              </w:rPr>
-            </w:pPr>
-          </w:p>
-        </w:tc>
-        <w:tc>
-          <w:tcPr>
-            <w:tcW w:w="1772" w:type="dxa"/>
-          </w:tcPr>
-          <w:p>
-            <w:pPr>
-              <w:pStyle w:val="PargrafodaLista"/>
-              <w:spacing w:line="360" w:lineRule="auto"/>
-              <w:ind w:left="0"/>
-              <w:jc w:val="both"/>
-              <w:rPr>
-                <w:rFonts w:ascii="Arial" w:hAnsi="Arial" w:cs="Arial"/>
-              </w:rPr>
-            </w:pPr>
-          </w:p>
-        </w:tc>
-      </w:tr>
-      <w:tr>
-        <w:trPr>
-          <w:trHeight w:val="99"/>
-        </w:trPr>
-        <w:tc>
-          <w:tcPr>
-            <w:tcW w:w="1816" w:type="dxa"/>
-          </w:tcPr>
-          <w:p>
-            <w:pPr>
-              <w:pStyle w:val="PargrafodaLista"/>
-              <w:spacing w:line="360" w:lineRule="auto"/>
-              <w:ind w:left="0"/>
-              <w:jc w:val="both"/>
-              <w:rPr>
-                <w:rFonts w:ascii="Arial" w:hAnsi="Arial" w:cs="Arial"/>
-              </w:rPr>
-            </w:pPr>
-          </w:p>
-        </w:tc>
-        <w:tc>
-          <w:tcPr>
-            <w:tcW w:w="1722" w:type="dxa"/>
-          </w:tcPr>
-          <w:p>
-            <w:pPr>
-              <w:pStyle w:val="PargrafodaLista"/>
-              <w:spacing w:line="360" w:lineRule="auto"/>
-              <w:ind w:left="0"/>
-              <w:jc w:val="both"/>
-              <w:rPr>
-                <w:rFonts w:ascii="Arial" w:hAnsi="Arial" w:cs="Arial"/>
-              </w:rPr>
-            </w:pPr>
-          </w:p>
-        </w:tc>
-        <w:tc>
-          <w:tcPr>
-            <w:tcW w:w="2758" w:type="dxa"/>
-          </w:tcPr>
-          <w:p>
-            <w:pPr>
-              <w:pStyle w:val="PargrafodaLista"/>
-              <w:spacing w:line="360" w:lineRule="auto"/>
-              <w:ind w:left="0"/>
-              <w:jc w:val="both"/>
-              <w:rPr>
-                <w:rFonts w:ascii="Arial" w:hAnsi="Arial" w:cs="Arial"/>
-              </w:rPr>
-            </w:pPr>
-          </w:p>
-        </w:tc>
-        <w:tc>
-          <w:tcPr>
-            <w:tcW w:w="1772" w:type="dxa"/>
-          </w:tcPr>
-          <w:p>
-            <w:pPr>
-              <w:pStyle w:val="PargrafodaLista"/>
-              <w:spacing w:line="360" w:lineRule="auto"/>
-              <w:ind w:left="0"/>
-              <w:jc w:val="both"/>
-              <w:rPr>
-                <w:rFonts w:ascii="Arial" w:hAnsi="Arial" w:cs="Arial"/>
-              </w:rPr>
-            </w:pPr>
-          </w:p>
-        </w:tc>
-      </w:tr>
-    </w:tbl>
+        <w:t>Total Geral</w:t>
+      </w:r>
+    </w:p>
     <w:p>
       <w:pPr>
         <w:pStyle w:val="PargrafodaLista"/>
@@ -8868,11 +7767,22 @@
           <w:rFonts w:ascii="Arial" w:hAnsi="Arial" w:cs="Arial"/>
         </w:rPr>
       </w:pPr>
-      <w:r>
-        <w:rPr>
-          <w:rFonts w:ascii="Arial" w:hAnsi="Arial" w:cs="Arial"/>
-        </w:rPr>
-        <w:t xml:space="preserve">Cálculo das horas mensais: </w:t>
+    </w:p>
+    <w:p>
+      <w:pPr>
+        <w:pStyle w:val="PargrafodaLista"/>
+        <w:spacing w:line="360" w:lineRule="auto"/>
+        <w:ind w:left="0" w:firstLine="708"/>
+        <w:jc w:val="both"/>
+        <w:rPr>
+          <w:rFonts w:ascii="Arial" w:hAnsi="Arial" w:cs="Arial"/>
+        </w:rPr>
+      </w:pPr>
+      <w:r>
+        <w:rPr>
+          <w:rFonts w:ascii="Arial" w:hAnsi="Arial" w:cs="Arial"/>
+        </w:rPr>
+        <w:t>A partir da soma das horas dedicadas às atividades extensionistas por cada aluno, obtém-se o total anual de horas trabalhadas por integrante do grupo:</w:t>
       </w:r>
     </w:p>
     <w:p>
@@ -8885,11 +7795,94 @@
           <w:rFonts w:ascii="Arial" w:hAnsi="Arial" w:cs="Arial"/>
         </w:rPr>
       </w:pPr>
-      <w:r>
-        <w:rPr>
-          <w:rFonts w:ascii="Arial" w:hAnsi="Arial" w:cs="Arial"/>
-        </w:rPr>
-        <w:t xml:space="preserve">Integrante 1: </w:t>
+    </w:p>
+    <w:p>
+      <w:pPr>
+        <w:pStyle w:val="PargrafodaLista"/>
+        <w:spacing w:line="360" w:lineRule="auto"/>
+        <w:ind w:left="426"/>
+        <w:jc w:val="both"/>
+        <w:rPr>
+          <w:rFonts w:ascii="Arial" w:hAnsi="Arial" w:cs="Arial"/>
+          <w:b/>
+          <w:bCs/>
+        </w:rPr>
+      </w:pPr>
+      <w:r>
+        <w:rPr>
+          <w:rFonts w:ascii="Arial" w:hAnsi="Arial" w:cs="Arial"/>
+          <w:b/>
+          <w:bCs/>
+        </w:rPr>
+        <w:t>Cálculo das horas (anual):</w:t>
+      </w:r>
+    </w:p>
+    <w:p>
+      <w:pPr>
+        <w:pStyle w:val="PargrafodaLista"/>
+        <w:spacing w:line="360" w:lineRule="auto"/>
+        <w:ind w:left="426"/>
+        <w:jc w:val="both"/>
+        <w:rPr>
+          <w:rFonts w:ascii="Arial" w:hAnsi="Arial" w:cs="Arial"/>
+        </w:rPr>
+      </w:pPr>
+      <w:r>
+        <w:rPr>
+          <w:rFonts w:ascii="Arial" w:hAnsi="Arial" w:cs="Arial"/>
+        </w:rPr>
+        <w:t>Integrante 1: x horas</w:t>
+      </w:r>
+    </w:p>
+    <w:p>
+      <w:pPr>
+        <w:pStyle w:val="PargrafodaLista"/>
+        <w:spacing w:line="360" w:lineRule="auto"/>
+        <w:ind w:left="426"/>
+        <w:jc w:val="both"/>
+        <w:rPr>
+          <w:rFonts w:ascii="Arial" w:hAnsi="Arial" w:cs="Arial"/>
+        </w:rPr>
+      </w:pPr>
+      <w:r>
+        <w:rPr>
+          <w:rFonts w:ascii="Arial" w:hAnsi="Arial" w:cs="Arial"/>
+        </w:rPr>
+        <w:t>Integrante 2: x horas</w:t>
+      </w:r>
+    </w:p>
+    <w:p>
+      <w:pPr>
+        <w:pStyle w:val="PargrafodaLista"/>
+        <w:spacing w:line="360" w:lineRule="auto"/>
+        <w:ind w:left="426"/>
+        <w:jc w:val="both"/>
+        <w:rPr>
+          <w:rFonts w:ascii="Arial" w:hAnsi="Arial" w:cs="Arial"/>
+        </w:rPr>
+      </w:pPr>
+      <w:r>
+        <w:rPr>
+          <w:rFonts w:ascii="Arial" w:hAnsi="Arial" w:cs="Arial"/>
+        </w:rPr>
+        <w:t>Integrante 3: x horas</w:t>
+      </w:r>
+    </w:p>
+    <w:p>
+      <w:pPr>
+        <w:pStyle w:val="PargrafodaLista"/>
+        <w:spacing w:line="360" w:lineRule="auto"/>
+        <w:ind w:left="426"/>
+        <w:jc w:val="both"/>
+        <w:rPr>
+          <w:rFonts w:ascii="Arial" w:hAnsi="Arial" w:cs="Arial"/>
+        </w:rPr>
+      </w:pPr>
+      <w:r>
+        <w:rPr>
+          <w:rFonts w:ascii="Arial" w:hAnsi="Arial" w:cs="Arial"/>
+        </w:rPr>
+        <w:t xml:space="preserve">Integrante 4: </w:t>
       </w:r>
       <w:r>
         <w:rPr>
@@ -8918,7 +7911,7 @@
         <w:rPr>
           <w:rFonts w:ascii="Arial" w:hAnsi="Arial" w:cs="Arial"/>
         </w:rPr>
-        <w:t xml:space="preserve">Integrante 2: </w:t>
+        <w:t xml:space="preserve">Integrante 5: </w:t>
       </w:r>
       <w:r>
         <w:rPr>
@@ -8938,91 +7931,6 @@
         <w:pStyle w:val="PargrafodaLista"/>
         <w:spacing w:line="360" w:lineRule="auto"/>
         <w:ind w:left="426"/>
-        <w:jc w:val="both"/>
-        <w:rPr>
-          <w:rFonts w:ascii="Arial" w:hAnsi="Arial" w:cs="Arial"/>
-        </w:rPr>
-      </w:pPr>
-      <w:r>
-        <w:rPr>
-          <w:rFonts w:ascii="Arial" w:hAnsi="Arial" w:cs="Arial"/>
-        </w:rPr>
-        <w:t xml:space="preserve">Integrante 3: </w:t>
-      </w:r>
-      <w:r>
-        <w:rPr>
-          <w:rFonts w:ascii="Arial" w:hAnsi="Arial" w:cs="Arial"/>
-        </w:rPr>
-        <w:t xml:space="preserve">x </w:t>
-      </w:r>
-      <w:r>
-        <w:rPr>
-          <w:rFonts w:ascii="Arial" w:hAnsi="Arial" w:cs="Arial"/>
-        </w:rPr>
-        <w:t>horas</w:t>
-      </w:r>
-    </w:p>
-    <w:p>
-      <w:pPr>
-        <w:pStyle w:val="PargrafodaLista"/>
-        <w:spacing w:line="360" w:lineRule="auto"/>
-        <w:ind w:left="426"/>
-        <w:jc w:val="both"/>
-        <w:rPr>
-          <w:rFonts w:ascii="Arial" w:hAnsi="Arial" w:cs="Arial"/>
-        </w:rPr>
-      </w:pPr>
-      <w:r>
-        <w:rPr>
-          <w:rFonts w:ascii="Arial" w:hAnsi="Arial" w:cs="Arial"/>
-        </w:rPr>
-        <w:t xml:space="preserve">Integrante 4: </w:t>
-      </w:r>
-      <w:r>
-        <w:rPr>
-          <w:rFonts w:ascii="Arial" w:hAnsi="Arial" w:cs="Arial"/>
-        </w:rPr>
-        <w:t>x</w:t>
-      </w:r>
-      <w:r>
-        <w:rPr>
-          <w:rFonts w:ascii="Arial" w:hAnsi="Arial" w:cs="Arial"/>
-        </w:rPr>
-        <w:t xml:space="preserve"> horas</w:t>
-      </w:r>
-    </w:p>
-    <w:p>
-      <w:pPr>
-        <w:pStyle w:val="PargrafodaLista"/>
-        <w:spacing w:line="360" w:lineRule="auto"/>
-        <w:ind w:left="426"/>
-        <w:jc w:val="both"/>
-        <w:rPr>
-          <w:rFonts w:ascii="Arial" w:hAnsi="Arial" w:cs="Arial"/>
-        </w:rPr>
-      </w:pPr>
-      <w:r>
-        <w:rPr>
-          <w:rFonts w:ascii="Arial" w:hAnsi="Arial" w:cs="Arial"/>
-        </w:rPr>
-        <w:t xml:space="preserve">Integrante 5: </w:t>
-      </w:r>
-      <w:r>
-        <w:rPr>
-          <w:rFonts w:ascii="Arial" w:hAnsi="Arial" w:cs="Arial"/>
-        </w:rPr>
-        <w:t>x</w:t>
-      </w:r>
-      <w:r>
-        <w:rPr>
-          <w:rFonts w:ascii="Arial" w:hAnsi="Arial" w:cs="Arial"/>
-        </w:rPr>
-        <w:t xml:space="preserve"> horas</w:t>
-      </w:r>
-    </w:p>
-    <w:p>
-      <w:pPr>
-        <w:spacing w:line="360" w:lineRule="auto"/>
         <w:jc w:val="both"/>
         <w:rPr>
           <w:rFonts w:ascii="Arial" w:hAnsi="Arial" w:cs="Arial"/>
@@ -9037,7 +7945,6 @@
           <w:numId w:val="1"/>
         </w:numPr>
         <w:spacing w:line="360" w:lineRule="auto"/>
-        <w:ind w:left="426"/>
         <w:jc w:val="both"/>
         <w:rPr>
           <w:rFonts w:ascii="Arial" w:hAnsi="Arial" w:cs="Arial"/>
@@ -9051,655 +7958,7 @@
           <w:b/>
           <w:bCs/>
         </w:rPr>
-        <w:t>Novembro</w:t>
-      </w:r>
-    </w:p>
-    <w:tbl>
-      <w:tblPr>
-        <w:tblStyle w:val="Tabelacomgrade"/>
-        <w:tblW w:w="0" w:type="auto"/>
-        <w:tblInd w:w="426" w:type="dxa"/>
-        <w:tblLook w:val="04A0" w:firstRow="1" w:lastRow="0" w:firstColumn="1" w:lastColumn="0" w:noHBand="0" w:noVBand="1"/>
-      </w:tblPr>
-      <w:tblGrid>
-        <w:gridCol w:w="1816"/>
-        <w:gridCol w:w="1722"/>
-        <w:gridCol w:w="2758"/>
-        <w:gridCol w:w="1772"/>
-      </w:tblGrid>
-      <w:tr>
-        <w:tc>
-          <w:tcPr>
-            <w:tcW w:w="1816" w:type="dxa"/>
-          </w:tcPr>
-          <w:p>
-            <w:pPr>
-              <w:pStyle w:val="PargrafodaLista"/>
-              <w:spacing w:line="360" w:lineRule="auto"/>
-              <w:ind w:left="0"/>
-              <w:jc w:val="both"/>
-              <w:rPr>
-                <w:rFonts w:ascii="Arial" w:hAnsi="Arial" w:cs="Arial"/>
-                <w:b/>
-                <w:bCs/>
-              </w:rPr>
-            </w:pPr>
-            <w:r>
-              <w:rPr>
-                <w:rFonts w:ascii="Arial" w:hAnsi="Arial" w:cs="Arial"/>
-                <w:b/>
-                <w:bCs/>
-              </w:rPr>
-              <w:t>Período</w:t>
-            </w:r>
-          </w:p>
-        </w:tc>
-        <w:tc>
-          <w:tcPr>
-            <w:tcW w:w="1722" w:type="dxa"/>
-          </w:tcPr>
-          <w:p>
-            <w:pPr>
-              <w:pStyle w:val="PargrafodaLista"/>
-              <w:spacing w:line="360" w:lineRule="auto"/>
-              <w:ind w:left="0"/>
-              <w:jc w:val="both"/>
-              <w:rPr>
-                <w:rFonts w:ascii="Arial" w:hAnsi="Arial" w:cs="Arial"/>
-                <w:b/>
-                <w:bCs/>
-              </w:rPr>
-            </w:pPr>
-            <w:r>
-              <w:rPr>
-                <w:rFonts w:ascii="Arial" w:hAnsi="Arial" w:cs="Arial"/>
-                <w:b/>
-                <w:bCs/>
-              </w:rPr>
-              <w:t>Integrantes</w:t>
-            </w:r>
-          </w:p>
-        </w:tc>
-        <w:tc>
-          <w:tcPr>
-            <w:tcW w:w="2758" w:type="dxa"/>
-          </w:tcPr>
-          <w:p>
-            <w:pPr>
-              <w:pStyle w:val="PargrafodaLista"/>
-              <w:spacing w:line="360" w:lineRule="auto"/>
-              <w:ind w:left="0"/>
-              <w:jc w:val="both"/>
-              <w:rPr>
-                <w:rFonts w:ascii="Arial" w:hAnsi="Arial" w:cs="Arial"/>
-                <w:b/>
-                <w:bCs/>
-              </w:rPr>
-            </w:pPr>
-            <w:r>
-              <w:rPr>
-                <w:rFonts w:ascii="Arial" w:hAnsi="Arial" w:cs="Arial"/>
-                <w:b/>
-                <w:bCs/>
-              </w:rPr>
-              <w:t>Descrição das atividades</w:t>
-            </w:r>
-          </w:p>
-        </w:tc>
-        <w:tc>
-          <w:tcPr>
-            <w:tcW w:w="1772" w:type="dxa"/>
-          </w:tcPr>
-          <w:p>
-            <w:pPr>
-              <w:pStyle w:val="PargrafodaLista"/>
-              <w:spacing w:line="360" w:lineRule="auto"/>
-              <w:ind w:left="0"/>
-              <w:jc w:val="both"/>
-              <w:rPr>
-                <w:rFonts w:ascii="Arial" w:hAnsi="Arial" w:cs="Arial"/>
-                <w:b/>
-                <w:bCs/>
-              </w:rPr>
-            </w:pPr>
-            <w:r>
-              <w:rPr>
-                <w:rFonts w:ascii="Arial" w:hAnsi="Arial" w:cs="Arial"/>
-                <w:b/>
-                <w:bCs/>
-              </w:rPr>
-              <w:t>Horas</w:t>
-            </w:r>
-          </w:p>
-        </w:tc>
-      </w:tr>
-      <w:tr>
-        <w:trPr>
-          <w:trHeight w:val="150"/>
-        </w:trPr>
-        <w:tc>
-          <w:tcPr>
-            <w:tcW w:w="1816" w:type="dxa"/>
-            <w:vMerge w:val="restart"/>
-            <w:vAlign w:val="center"/>
-          </w:tcPr>
-          <w:p>
-            <w:pPr>
-              <w:pStyle w:val="PargrafodaLista"/>
-              <w:spacing w:line="360" w:lineRule="auto"/>
-              <w:ind w:left="0"/>
-              <w:jc w:val="both"/>
-              <w:rPr>
-                <w:rFonts w:ascii="Arial" w:hAnsi="Arial" w:cs="Arial"/>
-              </w:rPr>
-            </w:pPr>
-          </w:p>
-        </w:tc>
-        <w:tc>
-          <w:tcPr>
-            <w:tcW w:w="1722" w:type="dxa"/>
-          </w:tcPr>
-          <w:p>
-            <w:pPr>
-              <w:pStyle w:val="PargrafodaLista"/>
-              <w:spacing w:line="360" w:lineRule="auto"/>
-              <w:ind w:left="0"/>
-              <w:jc w:val="both"/>
-              <w:rPr>
-                <w:rFonts w:ascii="Arial" w:hAnsi="Arial" w:cs="Arial"/>
-              </w:rPr>
-            </w:pPr>
-          </w:p>
-        </w:tc>
-        <w:tc>
-          <w:tcPr>
-            <w:tcW w:w="2758" w:type="dxa"/>
-          </w:tcPr>
-          <w:p>
-            <w:pPr>
-              <w:pStyle w:val="PargrafodaLista"/>
-              <w:spacing w:line="360" w:lineRule="auto"/>
-              <w:ind w:left="0"/>
-              <w:jc w:val="both"/>
-              <w:rPr>
-                <w:rFonts w:ascii="Arial" w:hAnsi="Arial" w:cs="Arial"/>
-              </w:rPr>
-            </w:pPr>
-          </w:p>
-        </w:tc>
-        <w:tc>
-          <w:tcPr>
-            <w:tcW w:w="1772" w:type="dxa"/>
-          </w:tcPr>
-          <w:p>
-            <w:pPr>
-              <w:pStyle w:val="PargrafodaLista"/>
-              <w:spacing w:line="360" w:lineRule="auto"/>
-              <w:ind w:left="0"/>
-              <w:jc w:val="both"/>
-              <w:rPr>
-                <w:rFonts w:ascii="Arial" w:hAnsi="Arial" w:cs="Arial"/>
-              </w:rPr>
-            </w:pPr>
-          </w:p>
-        </w:tc>
-      </w:tr>
-      <w:tr>
-        <w:trPr>
-          <w:trHeight w:val="149"/>
-        </w:trPr>
-        <w:tc>
-          <w:tcPr>
-            <w:tcW w:w="1816" w:type="dxa"/>
-            <w:vMerge/>
-          </w:tcPr>
-          <w:p>
-            <w:pPr>
-              <w:pStyle w:val="PargrafodaLista"/>
-              <w:spacing w:line="360" w:lineRule="auto"/>
-              <w:ind w:left="0"/>
-              <w:jc w:val="both"/>
-              <w:rPr>
-                <w:rFonts w:ascii="Arial" w:hAnsi="Arial" w:cs="Arial"/>
-              </w:rPr>
-            </w:pPr>
-          </w:p>
-        </w:tc>
-        <w:tc>
-          <w:tcPr>
-            <w:tcW w:w="1722" w:type="dxa"/>
-          </w:tcPr>
-          <w:p>
-            <w:pPr>
-              <w:pStyle w:val="PargrafodaLista"/>
-              <w:spacing w:line="360" w:lineRule="auto"/>
-              <w:ind w:left="0"/>
-              <w:jc w:val="both"/>
-              <w:rPr>
-                <w:rFonts w:ascii="Arial" w:hAnsi="Arial" w:cs="Arial"/>
-              </w:rPr>
-            </w:pPr>
-          </w:p>
-        </w:tc>
-        <w:tc>
-          <w:tcPr>
-            <w:tcW w:w="2758" w:type="dxa"/>
-          </w:tcPr>
-          <w:p>
-            <w:pPr>
-              <w:pStyle w:val="PargrafodaLista"/>
-              <w:spacing w:line="360" w:lineRule="auto"/>
-              <w:ind w:left="0"/>
-              <w:jc w:val="both"/>
-              <w:rPr>
-                <w:rFonts w:ascii="Arial" w:hAnsi="Arial" w:cs="Arial"/>
-              </w:rPr>
-            </w:pPr>
-          </w:p>
-        </w:tc>
-        <w:tc>
-          <w:tcPr>
-            <w:tcW w:w="1772" w:type="dxa"/>
-          </w:tcPr>
-          <w:p>
-            <w:pPr>
-              <w:pStyle w:val="PargrafodaLista"/>
-              <w:spacing w:line="360" w:lineRule="auto"/>
-              <w:ind w:left="0"/>
-              <w:jc w:val="both"/>
-              <w:rPr>
-                <w:rFonts w:ascii="Arial" w:hAnsi="Arial" w:cs="Arial"/>
-              </w:rPr>
-            </w:pPr>
-          </w:p>
-        </w:tc>
-      </w:tr>
-      <w:tr>
-        <w:tc>
-          <w:tcPr>
-            <w:tcW w:w="1816" w:type="dxa"/>
-          </w:tcPr>
-          <w:p>
-            <w:pPr>
-              <w:pStyle w:val="PargrafodaLista"/>
-              <w:spacing w:line="360" w:lineRule="auto"/>
-              <w:ind w:left="0"/>
-              <w:jc w:val="both"/>
-              <w:rPr>
-                <w:rFonts w:ascii="Arial" w:hAnsi="Arial" w:cs="Arial"/>
-              </w:rPr>
-            </w:pPr>
-          </w:p>
-        </w:tc>
-        <w:tc>
-          <w:tcPr>
-            <w:tcW w:w="1722" w:type="dxa"/>
-          </w:tcPr>
-          <w:p>
-            <w:pPr>
-              <w:pStyle w:val="PargrafodaLista"/>
-              <w:spacing w:line="360" w:lineRule="auto"/>
-              <w:ind w:left="0"/>
-              <w:jc w:val="both"/>
-              <w:rPr>
-                <w:rFonts w:ascii="Arial" w:hAnsi="Arial" w:cs="Arial"/>
-              </w:rPr>
-            </w:pPr>
-          </w:p>
-        </w:tc>
-        <w:tc>
-          <w:tcPr>
-            <w:tcW w:w="2758" w:type="dxa"/>
-          </w:tcPr>
-          <w:p>
-            <w:pPr>
-              <w:pStyle w:val="PargrafodaLista"/>
-              <w:spacing w:line="360" w:lineRule="auto"/>
-              <w:ind w:left="0"/>
-              <w:jc w:val="both"/>
-              <w:rPr>
-                <w:rFonts w:ascii="Arial" w:hAnsi="Arial" w:cs="Arial"/>
-              </w:rPr>
-            </w:pPr>
-          </w:p>
-        </w:tc>
-        <w:tc>
-          <w:tcPr>
-            <w:tcW w:w="1772" w:type="dxa"/>
-          </w:tcPr>
-          <w:p>
-            <w:pPr>
-              <w:pStyle w:val="PargrafodaLista"/>
-              <w:spacing w:line="360" w:lineRule="auto"/>
-              <w:ind w:left="0"/>
-              <w:jc w:val="both"/>
-              <w:rPr>
-                <w:rFonts w:ascii="Arial" w:hAnsi="Arial" w:cs="Arial"/>
-              </w:rPr>
-            </w:pPr>
-          </w:p>
-        </w:tc>
-      </w:tr>
-      <w:tr>
-        <w:trPr>
-          <w:trHeight w:val="101"/>
-        </w:trPr>
-        <w:tc>
-          <w:tcPr>
-            <w:tcW w:w="1816" w:type="dxa"/>
-            <w:vMerge w:val="restart"/>
-          </w:tcPr>
-          <w:p>
-            <w:pPr>
-              <w:pStyle w:val="PargrafodaLista"/>
-              <w:spacing w:line="360" w:lineRule="auto"/>
-              <w:ind w:left="0"/>
-              <w:jc w:val="both"/>
-              <w:rPr>
-                <w:rFonts w:ascii="Arial" w:hAnsi="Arial" w:cs="Arial"/>
-              </w:rPr>
-            </w:pPr>
-          </w:p>
-        </w:tc>
-        <w:tc>
-          <w:tcPr>
-            <w:tcW w:w="1722" w:type="dxa"/>
-          </w:tcPr>
-          <w:p>
-            <w:pPr>
-              <w:pStyle w:val="PargrafodaLista"/>
-              <w:spacing w:line="360" w:lineRule="auto"/>
-              <w:ind w:left="0"/>
-              <w:jc w:val="both"/>
-              <w:rPr>
-                <w:rFonts w:ascii="Arial" w:hAnsi="Arial" w:cs="Arial"/>
-              </w:rPr>
-            </w:pPr>
-          </w:p>
-        </w:tc>
-        <w:tc>
-          <w:tcPr>
-            <w:tcW w:w="2758" w:type="dxa"/>
-          </w:tcPr>
-          <w:p>
-            <w:pPr>
-              <w:pStyle w:val="PargrafodaLista"/>
-              <w:spacing w:line="360" w:lineRule="auto"/>
-              <w:ind w:left="0"/>
-              <w:jc w:val="both"/>
-              <w:rPr>
-                <w:rFonts w:ascii="Arial" w:hAnsi="Arial" w:cs="Arial"/>
-              </w:rPr>
-            </w:pPr>
-          </w:p>
-        </w:tc>
-        <w:tc>
-          <w:tcPr>
-            <w:tcW w:w="1772" w:type="dxa"/>
-          </w:tcPr>
-          <w:p>
-            <w:pPr>
-              <w:pStyle w:val="PargrafodaLista"/>
-              <w:spacing w:line="360" w:lineRule="auto"/>
-              <w:ind w:left="0"/>
-              <w:jc w:val="both"/>
-              <w:rPr>
-                <w:rFonts w:ascii="Arial" w:hAnsi="Arial" w:cs="Arial"/>
-              </w:rPr>
-            </w:pPr>
-          </w:p>
-        </w:tc>
-      </w:tr>
-      <w:tr>
-        <w:trPr>
-          <w:trHeight w:val="99"/>
-        </w:trPr>
-        <w:tc>
-          <w:tcPr>
-            <w:tcW w:w="1816" w:type="dxa"/>
-            <w:vMerge/>
-          </w:tcPr>
-          <w:p>
-            <w:pPr>
-              <w:pStyle w:val="PargrafodaLista"/>
-              <w:spacing w:line="360" w:lineRule="auto"/>
-              <w:ind w:left="0"/>
-              <w:jc w:val="both"/>
-              <w:rPr>
-                <w:rFonts w:ascii="Arial" w:hAnsi="Arial" w:cs="Arial"/>
-              </w:rPr>
-            </w:pPr>
-          </w:p>
-        </w:tc>
-        <w:tc>
-          <w:tcPr>
-            <w:tcW w:w="1722" w:type="dxa"/>
-          </w:tcPr>
-          <w:p>
-            <w:pPr>
-              <w:pStyle w:val="PargrafodaLista"/>
-              <w:spacing w:line="360" w:lineRule="auto"/>
-              <w:ind w:left="0"/>
-              <w:jc w:val="both"/>
-              <w:rPr>
-                <w:rFonts w:ascii="Arial" w:hAnsi="Arial" w:cs="Arial"/>
-              </w:rPr>
-            </w:pPr>
-          </w:p>
-        </w:tc>
-        <w:tc>
-          <w:tcPr>
-            <w:tcW w:w="2758" w:type="dxa"/>
-          </w:tcPr>
-          <w:p>
-            <w:pPr>
-              <w:pStyle w:val="PargrafodaLista"/>
-              <w:spacing w:line="360" w:lineRule="auto"/>
-              <w:ind w:left="0"/>
-              <w:jc w:val="both"/>
-              <w:rPr>
-                <w:rFonts w:ascii="Arial" w:hAnsi="Arial" w:cs="Arial"/>
-              </w:rPr>
-            </w:pPr>
-          </w:p>
-        </w:tc>
-        <w:tc>
-          <w:tcPr>
-            <w:tcW w:w="1772" w:type="dxa"/>
-          </w:tcPr>
-          <w:p>
-            <w:pPr>
-              <w:pStyle w:val="PargrafodaLista"/>
-              <w:spacing w:line="360" w:lineRule="auto"/>
-              <w:ind w:left="0"/>
-              <w:jc w:val="both"/>
-              <w:rPr>
-                <w:rFonts w:ascii="Arial" w:hAnsi="Arial" w:cs="Arial"/>
-              </w:rPr>
-            </w:pPr>
-          </w:p>
-        </w:tc>
-      </w:tr>
-      <w:tr>
-        <w:trPr>
-          <w:trHeight w:val="99"/>
-        </w:trPr>
-        <w:tc>
-          <w:tcPr>
-            <w:tcW w:w="1816" w:type="dxa"/>
-            <w:vMerge/>
-          </w:tcPr>
-          <w:p>
-            <w:pPr>
-              <w:pStyle w:val="PargrafodaLista"/>
-              <w:spacing w:line="360" w:lineRule="auto"/>
-              <w:ind w:left="0"/>
-              <w:jc w:val="both"/>
-              <w:rPr>
-                <w:rFonts w:ascii="Arial" w:hAnsi="Arial" w:cs="Arial"/>
-              </w:rPr>
-            </w:pPr>
-          </w:p>
-        </w:tc>
-        <w:tc>
-          <w:tcPr>
-            <w:tcW w:w="1722" w:type="dxa"/>
-          </w:tcPr>
-          <w:p>
-            <w:pPr>
-              <w:pStyle w:val="PargrafodaLista"/>
-              <w:spacing w:line="360" w:lineRule="auto"/>
-              <w:ind w:left="0"/>
-              <w:jc w:val="both"/>
-              <w:rPr>
-                <w:rFonts w:ascii="Arial" w:hAnsi="Arial" w:cs="Arial"/>
-              </w:rPr>
-            </w:pPr>
-          </w:p>
-        </w:tc>
-        <w:tc>
-          <w:tcPr>
-            <w:tcW w:w="2758" w:type="dxa"/>
-          </w:tcPr>
-          <w:p>
-            <w:pPr>
-              <w:pStyle w:val="PargrafodaLista"/>
-              <w:spacing w:line="360" w:lineRule="auto"/>
-              <w:ind w:left="0"/>
-              <w:jc w:val="both"/>
-              <w:rPr>
-                <w:rFonts w:ascii="Arial" w:hAnsi="Arial" w:cs="Arial"/>
-              </w:rPr>
-            </w:pPr>
-          </w:p>
-        </w:tc>
-        <w:tc>
-          <w:tcPr>
-            <w:tcW w:w="1772" w:type="dxa"/>
-          </w:tcPr>
-          <w:p>
-            <w:pPr>
-              <w:pStyle w:val="PargrafodaLista"/>
-              <w:spacing w:line="360" w:lineRule="auto"/>
-              <w:ind w:left="0"/>
-              <w:jc w:val="both"/>
-              <w:rPr>
-                <w:rFonts w:ascii="Arial" w:hAnsi="Arial" w:cs="Arial"/>
-              </w:rPr>
-            </w:pPr>
-          </w:p>
-        </w:tc>
-      </w:tr>
-      <w:tr>
-        <w:trPr>
-          <w:trHeight w:val="99"/>
-        </w:trPr>
-        <w:tc>
-          <w:tcPr>
-            <w:tcW w:w="1816" w:type="dxa"/>
-          </w:tcPr>
-          <w:p>
-            <w:pPr>
-              <w:pStyle w:val="PargrafodaLista"/>
-              <w:spacing w:line="360" w:lineRule="auto"/>
-              <w:ind w:left="0"/>
-              <w:jc w:val="both"/>
-              <w:rPr>
-                <w:rFonts w:ascii="Arial" w:hAnsi="Arial" w:cs="Arial"/>
-              </w:rPr>
-            </w:pPr>
-          </w:p>
-        </w:tc>
-        <w:tc>
-          <w:tcPr>
-            <w:tcW w:w="1722" w:type="dxa"/>
-          </w:tcPr>
-          <w:p>
-            <w:pPr>
-              <w:pStyle w:val="PargrafodaLista"/>
-              <w:spacing w:line="360" w:lineRule="auto"/>
-              <w:ind w:left="0"/>
-              <w:jc w:val="both"/>
-              <w:rPr>
-                <w:rFonts w:ascii="Arial" w:hAnsi="Arial" w:cs="Arial"/>
-              </w:rPr>
-            </w:pPr>
-          </w:p>
-        </w:tc>
-        <w:tc>
-          <w:tcPr>
-            <w:tcW w:w="2758" w:type="dxa"/>
-          </w:tcPr>
-          <w:p>
-            <w:pPr>
-              <w:pStyle w:val="PargrafodaLista"/>
-              <w:spacing w:line="360" w:lineRule="auto"/>
-              <w:ind w:left="0"/>
-              <w:jc w:val="both"/>
-              <w:rPr>
-                <w:rFonts w:ascii="Arial" w:hAnsi="Arial" w:cs="Arial"/>
-              </w:rPr>
-            </w:pPr>
-          </w:p>
-        </w:tc>
-        <w:tc>
-          <w:tcPr>
-            <w:tcW w:w="1772" w:type="dxa"/>
-          </w:tcPr>
-          <w:p>
-            <w:pPr>
-              <w:pStyle w:val="PargrafodaLista"/>
-              <w:spacing w:line="360" w:lineRule="auto"/>
-              <w:ind w:left="0"/>
-              <w:jc w:val="both"/>
-              <w:rPr>
-                <w:rFonts w:ascii="Arial" w:hAnsi="Arial" w:cs="Arial"/>
-              </w:rPr>
-            </w:pPr>
-          </w:p>
-        </w:tc>
-      </w:tr>
-    </w:tbl>
-    <w:p>
-      <w:pPr>
-        <w:spacing w:line="360" w:lineRule="auto"/>
-        <w:jc w:val="both"/>
-        <w:rPr>
-          <w:rFonts w:ascii="Arial" w:hAnsi="Arial" w:cs="Arial"/>
-        </w:rPr>
-      </w:pPr>
-    </w:p>
-    <w:p>
-      <w:pPr>
-        <w:spacing w:line="360" w:lineRule="auto"/>
-        <w:jc w:val="both"/>
-        <w:rPr>
-          <w:rFonts w:ascii="Arial" w:hAnsi="Arial" w:cs="Arial"/>
-        </w:rPr>
-      </w:pPr>
-    </w:p>
-    <w:p>
-      <w:pPr>
-        <w:pStyle w:val="PargrafodaLista"/>
-        <w:numPr>
-          <w:ilvl w:val="0"/>
-          <w:numId w:val="1"/>
-        </w:numPr>
-        <w:spacing w:line="360" w:lineRule="auto"/>
-        <w:jc w:val="both"/>
-        <w:rPr>
-          <w:rFonts w:ascii="Arial" w:hAnsi="Arial" w:cs="Arial"/>
-          <w:b/>
-          <w:bCs/>
-        </w:rPr>
-      </w:pPr>
-      <w:r>
-        <w:rPr>
-          <w:rFonts w:ascii="Arial" w:hAnsi="Arial" w:cs="Arial"/>
-          <w:b/>
-          <w:bCs/>
-        </w:rPr>
-        <w:t>Total Geral</w:t>
+        <w:t>Fechamento</w:t>
       </w:r>
     </w:p>
     <w:p>
@@ -9717,210 +7976,6 @@
       <w:pPr>
         <w:pStyle w:val="PargrafodaLista"/>
         <w:spacing w:line="360" w:lineRule="auto"/>
-        <w:ind w:left="0" w:firstLine="708"/>
-        <w:jc w:val="both"/>
-        <w:rPr>
-          <w:rFonts w:ascii="Arial" w:hAnsi="Arial" w:cs="Arial"/>
-        </w:rPr>
-      </w:pPr>
-      <w:r>
-        <w:rPr>
-          <w:rFonts w:ascii="Arial" w:hAnsi="Arial" w:cs="Arial"/>
-        </w:rPr>
-        <w:t>A partir da soma das horas dedicadas às atividades extensionistas por cada aluno, obtém-se o total anual de horas trabalhadas por integrante do grupo:</w:t>
-      </w:r>
-    </w:p>
-    <w:p>
-      <w:pPr>
-        <w:pStyle w:val="PargrafodaLista"/>
-        <w:spacing w:line="360" w:lineRule="auto"/>
-        <w:ind w:left="426"/>
-        <w:jc w:val="both"/>
-        <w:rPr>
-          <w:rFonts w:ascii="Arial" w:hAnsi="Arial" w:cs="Arial"/>
-        </w:rPr>
-      </w:pPr>
-    </w:p>
-    <w:p>
-      <w:pPr>
-        <w:pStyle w:val="PargrafodaLista"/>
-        <w:spacing w:line="360" w:lineRule="auto"/>
-        <w:ind w:left="426"/>
-        <w:jc w:val="both"/>
-        <w:rPr>
-          <w:rFonts w:ascii="Arial" w:hAnsi="Arial" w:cs="Arial"/>
-          <w:b/>
-          <w:bCs/>
-        </w:rPr>
-      </w:pPr>
-      <w:r>
-        <w:rPr>
-          <w:rFonts w:ascii="Arial" w:hAnsi="Arial" w:cs="Arial"/>
-          <w:b/>
-          <w:bCs/>
-        </w:rPr>
-        <w:t>Cálculo das horas (anual):</w:t>
-      </w:r>
-    </w:p>
-    <w:p>
-      <w:pPr>
-        <w:pStyle w:val="PargrafodaLista"/>
-        <w:spacing w:line="360" w:lineRule="auto"/>
-        <w:ind w:left="426"/>
-        <w:jc w:val="both"/>
-        <w:rPr>
-          <w:rFonts w:ascii="Arial" w:hAnsi="Arial" w:cs="Arial"/>
-        </w:rPr>
-      </w:pPr>
-      <w:r>
-        <w:rPr>
-          <w:rFonts w:ascii="Arial" w:hAnsi="Arial" w:cs="Arial"/>
-        </w:rPr>
-        <w:t>Integrante 1: x horas</w:t>
-      </w:r>
-    </w:p>
-    <w:p>
-      <w:pPr>
-        <w:pStyle w:val="PargrafodaLista"/>
-        <w:spacing w:line="360" w:lineRule="auto"/>
-        <w:ind w:left="426"/>
-        <w:jc w:val="both"/>
-        <w:rPr>
-          <w:rFonts w:ascii="Arial" w:hAnsi="Arial" w:cs="Arial"/>
-        </w:rPr>
-      </w:pPr>
-      <w:r>
-        <w:rPr>
-          <w:rFonts w:ascii="Arial" w:hAnsi="Arial" w:cs="Arial"/>
-        </w:rPr>
-        <w:t>Integrante 2: x horas</w:t>
-      </w:r>
-    </w:p>
-    <w:p>
-      <w:pPr>
-        <w:pStyle w:val="PargrafodaLista"/>
-        <w:spacing w:line="360" w:lineRule="auto"/>
-        <w:ind w:left="426"/>
-        <w:jc w:val="both"/>
-        <w:rPr>
-          <w:rFonts w:ascii="Arial" w:hAnsi="Arial" w:cs="Arial"/>
-        </w:rPr>
-      </w:pPr>
-      <w:r>
-        <w:rPr>
-          <w:rFonts w:ascii="Arial" w:hAnsi="Arial" w:cs="Arial"/>
-        </w:rPr>
-        <w:t>Integrante 3: x horas</w:t>
-      </w:r>
-    </w:p>
-    <w:p>
-      <w:pPr>
-        <w:pStyle w:val="PargrafodaLista"/>
-        <w:spacing w:line="360" w:lineRule="auto"/>
-        <w:ind w:left="426"/>
-        <w:jc w:val="both"/>
-        <w:rPr>
-          <w:rFonts w:ascii="Arial" w:hAnsi="Arial" w:cs="Arial"/>
-        </w:rPr>
-      </w:pPr>
-      <w:r>
-        <w:rPr>
-          <w:rFonts w:ascii="Arial" w:hAnsi="Arial" w:cs="Arial"/>
-        </w:rPr>
-        <w:t xml:space="preserve">Integrante 4: </w:t>
-      </w:r>
-      <w:r>
-        <w:rPr>
-          <w:rFonts w:ascii="Arial" w:hAnsi="Arial" w:cs="Arial"/>
-        </w:rPr>
-        <w:t>x</w:t>
-      </w:r>
-      <w:r>
-        <w:rPr>
-          <w:rFonts w:ascii="Arial" w:hAnsi="Arial" w:cs="Arial"/>
-        </w:rPr>
-        <w:t xml:space="preserve"> horas</w:t>
-      </w:r>
-    </w:p>
-    <w:p>
-      <w:pPr>
-        <w:pStyle w:val="PargrafodaLista"/>
-        <w:spacing w:line="360" w:lineRule="auto"/>
-        <w:ind w:left="426"/>
-        <w:jc w:val="both"/>
-        <w:rPr>
-          <w:rFonts w:ascii="Arial" w:hAnsi="Arial" w:cs="Arial"/>
-        </w:rPr>
-      </w:pPr>
-      <w:r>
-        <w:rPr>
-          <w:rFonts w:ascii="Arial" w:hAnsi="Arial" w:cs="Arial"/>
-        </w:rPr>
-        <w:t xml:space="preserve">Integrante 5: </w:t>
-      </w:r>
-      <w:r>
-        <w:rPr>
-          <w:rFonts w:ascii="Arial" w:hAnsi="Arial" w:cs="Arial"/>
-        </w:rPr>
-        <w:t>x</w:t>
-      </w:r>
-      <w:r>
-        <w:rPr>
-          <w:rFonts w:ascii="Arial" w:hAnsi="Arial" w:cs="Arial"/>
-        </w:rPr>
-        <w:t xml:space="preserve"> horas</w:t>
-      </w:r>
-    </w:p>
-    <w:p>
-      <w:pPr>
-        <w:pStyle w:val="PargrafodaLista"/>
-        <w:spacing w:line="360" w:lineRule="auto"/>
-        <w:ind w:left="426"/>
-        <w:jc w:val="both"/>
-        <w:rPr>
-          <w:rFonts w:ascii="Arial" w:hAnsi="Arial" w:cs="Arial"/>
-        </w:rPr>
-      </w:pPr>
-    </w:p>
-    <w:p>
-      <w:pPr>
-        <w:pStyle w:val="PargrafodaLista"/>
-        <w:numPr>
-          <w:ilvl w:val="0"/>
-          <w:numId w:val="1"/>
-        </w:numPr>
-        <w:spacing w:line="360" w:lineRule="auto"/>
-        <w:jc w:val="both"/>
-        <w:rPr>
-          <w:rFonts w:ascii="Arial" w:hAnsi="Arial" w:cs="Arial"/>
-          <w:b/>
-          <w:bCs/>
-        </w:rPr>
-      </w:pPr>
-      <w:r>
-        <w:rPr>
-          <w:rFonts w:ascii="Arial" w:hAnsi="Arial" w:cs="Arial"/>
-          <w:b/>
-          <w:bCs/>
-        </w:rPr>
-        <w:t>Fechamento</w:t>
-      </w:r>
-    </w:p>
-    <w:p>
-      <w:pPr>
-        <w:pStyle w:val="PargrafodaLista"/>
-        <w:spacing w:line="360" w:lineRule="auto"/>
-        <w:ind w:left="426"/>
-        <w:jc w:val="both"/>
-        <w:rPr>
-          <w:rFonts w:ascii="Arial" w:hAnsi="Arial" w:cs="Arial"/>
-        </w:rPr>
-      </w:pPr>
-    </w:p>
-    <w:p>
-      <w:pPr>
-        <w:pStyle w:val="PargrafodaLista"/>
-        <w:spacing w:line="360" w:lineRule="auto"/>
         <w:ind w:left="0" w:firstLine="709"/>
         <w:jc w:val="both"/>
         <w:rPr>
@@ -9967,21 +8022,7 @@
         <w:rPr>
           <w:rFonts w:ascii="Arial" w:hAnsi="Arial" w:cs="Arial"/>
         </w:rPr>
-        <w:t xml:space="preserve">. As ações aqui descritas contemplam os princípios da </w:t>
-      </w:r>
-      <w:proofErr w:type="spellStart"/>
-      <w:r>
-        <w:rPr>
-          <w:rFonts w:ascii="Arial" w:hAnsi="Arial" w:cs="Arial"/>
-        </w:rPr>
-        <w:t>curricularização</w:t>
-      </w:r>
-      <w:proofErr w:type="spellEnd"/>
-      <w:r>
-        <w:rPr>
-          <w:rFonts w:ascii="Arial" w:hAnsi="Arial" w:cs="Arial"/>
-        </w:rPr>
-        <w:t xml:space="preserve"> da extensão, promovendo a integração entre ensino, pesquisa e extensão, com foco em temáticas de interesse social.</w:t>
+        <w:t>. As ações aqui descritas contemplam os princípios da curricularização da extensão, promovendo a integração entre ensino, pesquisa e extensão, com foco em temáticas de interesse social.</w:t>
       </w:r>
     </w:p>
     <w:p>
@@ -10731,7 +8772,7 @@
 </file>
 
 <file path=word/numbering.xml><?xml version="1.0" encoding="utf-8"?>
-<w:numbering xmlns:wpc="http://schemas.microsoft.com/office/word/2010/wordprocessingCanvas" xmlns:cx="http://schemas.microsoft.com/office/drawing/2014/chartex" xmlns:cx1="http://schemas.microsoft.com/office/drawing/2015/9/8/chartex" xmlns:cx2="http://schemas.microsoft.com/office/drawing/2015/10/21/chartex" xmlns:cx3="http://schemas.microsoft.com/office/drawing/2016/5/9/chartex" xmlns:cx4="http://schemas.microsoft.com/office/drawing/2016/5/10/chartex" xmlns:cx5="http://schemas.microsoft.com/office/drawing/2016/5/11/chartex" xmlns:cx6="http://schemas.microsoft.com/office/drawing/2016/5/12/chartex" xmlns:cx7="http://schemas.microsoft.com/office/drawing/2016/5/13/chartex" xmlns:cx8="http://schemas.microsoft.com/office/drawing/2016/5/14/chartex" xmlns:mc="http://schemas.openxmlformats.org/markup-compatibility/2006" xmlns:aink="http://schemas.microsoft.com/office/drawing/2016/ink" xmlns:am3d="http://schemas.microsoft.com/office/drawing/2017/model3d" xmlns:o="urn:schemas-microsoft-com:office:office" xmlns:oel="http://schemas.microsoft.com/office/2019/extlst" xmlns:r="http://schemas.openxmlformats.org/officeDocument/2006/relationships" xmlns:m="http://schemas.openxmlformats.org/officeDocument/2006/math" xmlns:v="urn:schemas-microsoft-com:vml" xmlns:wp14="http://schemas.microsoft.com/office/word/2010/wordprocessingDrawing" xmlns:wp="http://schemas.openxmlformats.org/drawingml/2006/wordprocessingDrawing" xmlns:w10="urn:schemas-microsoft-com:office:word" xmlns:w="http://schemas.openxmlformats.org/wordprocessingml/2006/main" xmlns:w14="http://schemas.microsoft.com/office/word/2010/wordml" xmlns:w15="http://schemas.microsoft.com/office/word/2012/wordml" xmlns:w16cex="http://schemas.microsoft.com/office/word/2018/wordml/cex" xmlns:w16cid="http://schemas.microsoft.com/office/word/2016/wordml/cid" xmlns:w16="http://schemas.microsoft.com/office/word/2018/wordml" xmlns:w16du="http://schemas.microsoft.com/office/word/2023/wordml/word16du" xmlns:w16sdtdh="http://schemas.microsoft.com/office/word/2020/wordml/sdtdatahash" xmlns:w16sdtfl="http://schemas.microsoft.com/office/word/2024/wordml/sdtformatlock" xmlns:w16se="http://schemas.microsoft.com/office/word/2015/wordml/symex" xmlns:wpg="http://schemas.microsoft.com/office/word/2010/wordprocessingGroup" xmlns:wpi="http://schemas.microsoft.com/office/word/2010/wordprocessingInk" xmlns:wne="http://schemas.microsoft.com/office/word/2006/wordml" xmlns:wps="http://schemas.microsoft.com/office/word/2010/wordprocessingShape" mc:Ignorable="w14 w15 w16se w16cid w16 w16cex w16sdtdh w16sdtfl w16du wp14">
+<w:numbering xmlns:wpc="http://schemas.microsoft.com/office/word/2010/wordprocessingCanvas" xmlns:cx="http://schemas.microsoft.com/office/drawing/2014/chartex" xmlns:cx1="http://schemas.microsoft.com/office/drawing/2015/9/8/chartex" xmlns:cx2="http://schemas.microsoft.com/office/drawing/2015/10/21/chartex" xmlns:cx3="http://schemas.microsoft.com/office/drawing/2016/5/9/chartex" xmlns:cx4="http://schemas.microsoft.com/office/drawing/2016/5/10/chartex" xmlns:cx5="http://schemas.microsoft.com/office/drawing/2016/5/11/chartex" xmlns:cx6="http://schemas.microsoft.com/office/drawing/2016/5/12/chartex" xmlns:cx7="http://schemas.microsoft.com/office/drawing/2016/5/13/chartex" xmlns:cx8="http://schemas.microsoft.com/office/drawing/2016/5/14/chartex" xmlns:mc="http://schemas.openxmlformats.org/markup-compatibility/2006" xmlns:aink="http://schemas.microsoft.com/office/drawing/2016/ink" xmlns:am3d="http://schemas.microsoft.com/office/drawing/2017/model3d" xmlns:o="urn:schemas-microsoft-com:office:office" xmlns:r="http://schemas.openxmlformats.org/officeDocument/2006/relationships" xmlns:m="http://schemas.openxmlformats.org/officeDocument/2006/math" xmlns:v="urn:schemas-microsoft-com:vml" xmlns:wp14="http://schemas.microsoft.com/office/word/2010/wordprocessingDrawing" xmlns:wp="http://schemas.openxmlformats.org/drawingml/2006/wordprocessingDrawing" xmlns:w10="urn:schemas-microsoft-com:office:word" xmlns:w="http://schemas.openxmlformats.org/wordprocessingml/2006/main" xmlns:w14="http://schemas.microsoft.com/office/word/2010/wordml" xmlns:w15="http://schemas.microsoft.com/office/word/2012/wordml" xmlns:w16cid="http://schemas.microsoft.com/office/word/2016/wordml/cid" xmlns:w16se="http://schemas.microsoft.com/office/word/2015/wordml/symex" xmlns:wpg="http://schemas.microsoft.com/office/word/2010/wordprocessingGroup" xmlns:wpi="http://schemas.microsoft.com/office/word/2010/wordprocessingInk" xmlns:wne="http://schemas.microsoft.com/office/word/2006/wordml" xmlns:wps="http://schemas.microsoft.com/office/word/2010/wordprocessingShape" mc:Ignorable="w14 w15 w16se w16cid wp14">
   <w:abstractNum w:abstractNumId="0" w15:restartNumberingAfterBreak="0">
     <w:nsid w:val="176D53BF"/>
     <w:multiLevelType w:val="hybridMultilevel"/>
@@ -11088,23 +9129,23 @@
       </w:pPr>
     </w:lvl>
   </w:abstractNum>
-  <w:num w:numId="1" w16cid:durableId="483426026">
+  <w:num w:numId="1">
     <w:abstractNumId w:val="2"/>
   </w:num>
-  <w:num w:numId="2" w16cid:durableId="1250847400">
+  <w:num w:numId="2">
     <w:abstractNumId w:val="3"/>
   </w:num>
-  <w:num w:numId="3" w16cid:durableId="1825003782">
+  <w:num w:numId="3">
     <w:abstractNumId w:val="1"/>
   </w:num>
-  <w:num w:numId="4" w16cid:durableId="180515721">
+  <w:num w:numId="4">
     <w:abstractNumId w:val="0"/>
   </w:num>
 </w:numbering>
 </file>
 
 <file path=word/styles.xml><?xml version="1.0" encoding="utf-8"?>
-<w:styles xmlns:mc="http://schemas.openxmlformats.org/markup-compatibility/2006" xmlns:r="http://schemas.openxmlformats.org/officeDocument/2006/relationships" xmlns:w="http://schemas.openxmlformats.org/wordprocessingml/2006/main" xmlns:w14="http://schemas.microsoft.com/office/word/2010/wordml" xmlns:w15="http://schemas.microsoft.com/office/word/2012/wordml" xmlns:w16cex="http://schemas.microsoft.com/office/word/2018/wordml/cex" xmlns:w16cid="http://schemas.microsoft.com/office/word/2016/wordml/cid" xmlns:w16="http://schemas.microsoft.com/office/word/2018/wordml" xmlns:w16du="http://schemas.microsoft.com/office/word/2023/wordml/word16du" xmlns:w16sdtdh="http://schemas.microsoft.com/office/word/2020/wordml/sdtdatahash" xmlns:w16sdtfl="http://schemas.microsoft.com/office/word/2024/wordml/sdtformatlock" xmlns:w16se="http://schemas.microsoft.com/office/word/2015/wordml/symex" mc:Ignorable="w14 w15 w16se w16cid w16 w16cex w16sdtdh w16sdtfl w16du">
+<w:styles xmlns:mc="http://schemas.openxmlformats.org/markup-compatibility/2006" xmlns:r="http://schemas.openxmlformats.org/officeDocument/2006/relationships" xmlns:w="http://schemas.openxmlformats.org/wordprocessingml/2006/main" xmlns:w14="http://schemas.microsoft.com/office/word/2010/wordml" xmlns:w15="http://schemas.microsoft.com/office/word/2012/wordml" xmlns:w16cid="http://schemas.microsoft.com/office/word/2016/wordml/cid" xmlns:w16se="http://schemas.microsoft.com/office/word/2015/wordml/symex" mc:Ignorable="w14 w15 w16se w16cid">
   <w:docDefaults>
     <w:rPrDefault>
       <w:rPr>
@@ -11122,7 +9163,7 @@
       </w:pPr>
     </w:pPrDefault>
   </w:docDefaults>
-  <w:latentStyles w:defLockedState="0" w:defUIPriority="99" w:defSemiHidden="0" w:defUnhideWhenUsed="0" w:defQFormat="0" w:count="376">
+  <w:latentStyles w:defLockedState="0" w:defUIPriority="99" w:defSemiHidden="0" w:defUnhideWhenUsed="0" w:defQFormat="0" w:count="375">
     <w:lsdException w:name="Normal" w:uiPriority="0" w:qFormat="1"/>
     <w:lsdException w:name="heading 1" w:uiPriority="9" w:qFormat="1"/>
     <w:lsdException w:name="heading 2" w:semiHidden="1" w:uiPriority="9" w:unhideWhenUsed="1" w:qFormat="1"/>
@@ -11498,7 +9539,6 @@
     <w:lsdException w:name="Smart Hyperlink" w:semiHidden="1" w:unhideWhenUsed="1"/>
     <w:lsdException w:name="Hashtag" w:semiHidden="1" w:unhideWhenUsed="1"/>
     <w:lsdException w:name="Unresolved Mention" w:semiHidden="1" w:unhideWhenUsed="1"/>
-    <w:lsdException w:name="Smart Link" w:semiHidden="1" w:unhideWhenUsed="1"/>
   </w:latentStyles>
   <w:style w:type="paragraph" w:default="1" w:styleId="Normal">
     <w:name w:val="Normal"/>
@@ -12040,6 +10080,36 @@
       </w:tblBorders>
     </w:tblPr>
   </w:style>
+  <w:style w:type="paragraph" w:styleId="Textodebalo">
+    <w:name w:val="Balloon Text"/>
+    <w:basedOn w:val="Normal"/>
+    <w:link w:val="TextodebaloChar"/>
+    <w:uiPriority w:val="99"/>
+    <w:semiHidden/>
+    <w:unhideWhenUsed/>
+    <w:rsid w:val="00E0193A"/>
+    <w:pPr>
+      <w:spacing w:after="0" w:line="240" w:lineRule="auto"/>
+    </w:pPr>
+    <w:rPr>
+      <w:rFonts w:ascii="Segoe UI" w:hAnsi="Segoe UI" w:cs="Segoe UI"/>
+      <w:sz w:val="18"/>
+      <w:szCs w:val="18"/>
+    </w:rPr>
+  </w:style>
+  <w:style w:type="character" w:customStyle="1" w:styleId="TextodebaloChar">
+    <w:name w:val="Texto de balão Char"/>
+    <w:basedOn w:val="Fontepargpadro"/>
+    <w:link w:val="Textodebalo"/>
+    <w:uiPriority w:val="99"/>
+    <w:semiHidden/>
+    <w:rsid w:val="00E0193A"/>
+    <w:rPr>
+      <w:rFonts w:ascii="Segoe UI" w:hAnsi="Segoe UI" w:cs="Segoe UI"/>
+      <w:sz w:val="18"/>
+      <w:szCs w:val="18"/>
+    </w:rPr>
+  </w:style>
 </w:styles>
 </file>
 
@@ -12343,7 +10413,7 @@
 </file>
 
 <file path=customXml/itemProps1.xml><?xml version="1.0" encoding="utf-8"?>
-<ds:datastoreItem xmlns:ds="http://schemas.openxmlformats.org/officeDocument/2006/customXml" ds:itemID="{F65F72AE-5F75-487F-A2AE-DD795E3FFB1D}">
+<ds:datastoreItem xmlns:ds="http://schemas.openxmlformats.org/officeDocument/2006/customXml" ds:itemID="{4C2010C0-4BC3-470D-AB61-5F2BA594FFD4}">
   <ds:schemaRefs>
     <ds:schemaRef ds:uri="http://schemas.openxmlformats.org/officeDocument/2006/bibliography"/>
   </ds:schemaRefs>
